--- a/Bildiri/Bildiri.docx
+++ b/Bildiri/Bildiri.docx
@@ -1909,7 +1909,3478 @@
         <w:t>.</w:t>
       </w:r>
     </w:p>
-    <w:p/>
+    <w:p>
+      <w:proofErr w:type="spellStart"/>
+      <w:r>
+        <w:t>Türkiye’de</w:t>
+      </w:r>
+      <w:proofErr w:type="spellEnd"/>
+      <w:r>
+        <w:t xml:space="preserve"> </w:t>
+      </w:r>
+      <w:proofErr w:type="spellStart"/>
+      <w:r>
+        <w:t>sağlık</w:t>
+      </w:r>
+      <w:proofErr w:type="spellEnd"/>
+      <w:r>
+        <w:t xml:space="preserve"> </w:t>
+      </w:r>
+      <w:proofErr w:type="spellStart"/>
+      <w:r>
+        <w:t>hizmetlerinde</w:t>
+      </w:r>
+      <w:proofErr w:type="spellEnd"/>
+      <w:r>
+        <w:t xml:space="preserve"> </w:t>
+      </w:r>
+      <w:proofErr w:type="spellStart"/>
+      <w:r>
+        <w:t>yaşanan</w:t>
+      </w:r>
+      <w:proofErr w:type="spellEnd"/>
+      <w:r>
+        <w:t xml:space="preserve"> </w:t>
+      </w:r>
+      <w:proofErr w:type="spellStart"/>
+      <w:r>
+        <w:t>kritik</w:t>
+      </w:r>
+      <w:proofErr w:type="spellEnd"/>
+      <w:r>
+        <w:t xml:space="preserve"> </w:t>
+      </w:r>
+      <w:proofErr w:type="spellStart"/>
+      <w:r>
+        <w:t>problemlerden</w:t>
+      </w:r>
+      <w:proofErr w:type="spellEnd"/>
+      <w:r>
+        <w:t xml:space="preserve"> </w:t>
+      </w:r>
+      <w:proofErr w:type="spellStart"/>
+      <w:r>
+        <w:t>bir</w:t>
+      </w:r>
+      <w:proofErr w:type="spellEnd"/>
+      <w:r>
+        <w:t xml:space="preserve"> </w:t>
+      </w:r>
+      <w:proofErr w:type="spellStart"/>
+      <w:r>
+        <w:t>tanesi</w:t>
+      </w:r>
+      <w:proofErr w:type="spellEnd"/>
+      <w:r>
+        <w:t xml:space="preserve">, </w:t>
+      </w:r>
+      <w:proofErr w:type="spellStart"/>
+      <w:r>
+        <w:t>sağlık</w:t>
+      </w:r>
+      <w:proofErr w:type="spellEnd"/>
+      <w:r>
+        <w:t xml:space="preserve"> </w:t>
+      </w:r>
+      <w:proofErr w:type="spellStart"/>
+      <w:r>
+        <w:t>personellerinin</w:t>
+      </w:r>
+      <w:proofErr w:type="spellEnd"/>
+      <w:r>
+        <w:t xml:space="preserve"> </w:t>
+      </w:r>
+      <w:proofErr w:type="spellStart"/>
+      <w:r>
+        <w:t>şehir</w:t>
+      </w:r>
+      <w:proofErr w:type="spellEnd"/>
+      <w:r>
+        <w:t xml:space="preserve"> </w:t>
+      </w:r>
+      <w:proofErr w:type="spellStart"/>
+      <w:r>
+        <w:t>ve</w:t>
+      </w:r>
+      <w:proofErr w:type="spellEnd"/>
+      <w:r>
+        <w:t xml:space="preserve"> </w:t>
+      </w:r>
+      <w:proofErr w:type="spellStart"/>
+      <w:r>
+        <w:t>bölgelere</w:t>
+      </w:r>
+      <w:proofErr w:type="spellEnd"/>
+      <w:r>
+        <w:t xml:space="preserve"> </w:t>
+      </w:r>
+      <w:proofErr w:type="spellStart"/>
+      <w:r>
+        <w:t>dengeli</w:t>
+      </w:r>
+      <w:proofErr w:type="spellEnd"/>
+      <w:r>
+        <w:t xml:space="preserve"> </w:t>
+      </w:r>
+      <w:proofErr w:type="spellStart"/>
+      <w:r>
+        <w:t>dağıtılmamasıdır</w:t>
+      </w:r>
+      <w:proofErr w:type="spellEnd"/>
+      <w:r>
+        <w:t xml:space="preserve">. </w:t>
+      </w:r>
+      <w:proofErr w:type="spellStart"/>
+      <w:r>
+        <w:t>Mevcut</w:t>
+      </w:r>
+      <w:proofErr w:type="spellEnd"/>
+      <w:r>
+        <w:t xml:space="preserve"> </w:t>
+      </w:r>
+      <w:proofErr w:type="spellStart"/>
+      <w:r>
+        <w:t>personel</w:t>
+      </w:r>
+      <w:proofErr w:type="spellEnd"/>
+      <w:r>
+        <w:t xml:space="preserve"> </w:t>
+      </w:r>
+      <w:proofErr w:type="spellStart"/>
+      <w:r>
+        <w:t>atamaları</w:t>
+      </w:r>
+      <w:proofErr w:type="spellEnd"/>
+      <w:r>
+        <w:t xml:space="preserve">, </w:t>
+      </w:r>
+      <w:proofErr w:type="spellStart"/>
+      <w:r>
+        <w:t>çoğunluklu</w:t>
+      </w:r>
+      <w:proofErr w:type="spellEnd"/>
+      <w:r>
+        <w:t xml:space="preserve"> </w:t>
+      </w:r>
+      <w:proofErr w:type="spellStart"/>
+      <w:r>
+        <w:t>geçmiş</w:t>
+      </w:r>
+      <w:proofErr w:type="spellEnd"/>
+      <w:r>
+        <w:t xml:space="preserve"> </w:t>
+      </w:r>
+      <w:proofErr w:type="spellStart"/>
+      <w:r>
+        <w:t>yıllardaki</w:t>
+      </w:r>
+      <w:proofErr w:type="spellEnd"/>
+      <w:r>
+        <w:t xml:space="preserve"> </w:t>
+      </w:r>
+      <w:proofErr w:type="spellStart"/>
+      <w:r>
+        <w:t>kadro</w:t>
+      </w:r>
+      <w:proofErr w:type="spellEnd"/>
+      <w:r>
+        <w:t xml:space="preserve"> </w:t>
+      </w:r>
+      <w:proofErr w:type="spellStart"/>
+      <w:r>
+        <w:t>boşlukları</w:t>
+      </w:r>
+      <w:proofErr w:type="spellEnd"/>
+      <w:r>
+        <w:t xml:space="preserve">, il </w:t>
+      </w:r>
+      <w:proofErr w:type="spellStart"/>
+      <w:r>
+        <w:t>sağlık</w:t>
+      </w:r>
+      <w:proofErr w:type="spellEnd"/>
+      <w:r>
+        <w:t xml:space="preserve"> </w:t>
+      </w:r>
+      <w:proofErr w:type="spellStart"/>
+      <w:r>
+        <w:t>müdürlüklerinin</w:t>
+      </w:r>
+      <w:proofErr w:type="spellEnd"/>
+      <w:r>
+        <w:t xml:space="preserve"> </w:t>
+      </w:r>
+      <w:proofErr w:type="spellStart"/>
+      <w:r>
+        <w:t>beyana</w:t>
+      </w:r>
+      <w:proofErr w:type="spellEnd"/>
+      <w:r>
+        <w:t xml:space="preserve"> </w:t>
+      </w:r>
+      <w:proofErr w:type="spellStart"/>
+      <w:r>
+        <w:t>dayalı</w:t>
+      </w:r>
+      <w:proofErr w:type="spellEnd"/>
+      <w:r>
+        <w:t xml:space="preserve"> </w:t>
+      </w:r>
+      <w:proofErr w:type="spellStart"/>
+      <w:r>
+        <w:t>talepleri</w:t>
+      </w:r>
+      <w:proofErr w:type="spellEnd"/>
+      <w:r>
+        <w:t xml:space="preserve"> </w:t>
+      </w:r>
+      <w:proofErr w:type="spellStart"/>
+      <w:r>
+        <w:t>ve</w:t>
+      </w:r>
+      <w:proofErr w:type="spellEnd"/>
+      <w:r>
+        <w:t xml:space="preserve"> </w:t>
+      </w:r>
+      <w:proofErr w:type="spellStart"/>
+      <w:r>
+        <w:t>hizmet</w:t>
+      </w:r>
+      <w:proofErr w:type="spellEnd"/>
+      <w:r>
+        <w:t xml:space="preserve"> </w:t>
+      </w:r>
+      <w:proofErr w:type="spellStart"/>
+      <w:r>
+        <w:t>süresi</w:t>
+      </w:r>
+      <w:proofErr w:type="spellEnd"/>
+      <w:r>
+        <w:t xml:space="preserve"> </w:t>
+      </w:r>
+      <w:proofErr w:type="spellStart"/>
+      <w:r>
+        <w:t>dolan</w:t>
+      </w:r>
+      <w:proofErr w:type="spellEnd"/>
+      <w:r>
+        <w:t xml:space="preserve"> </w:t>
+      </w:r>
+      <w:proofErr w:type="spellStart"/>
+      <w:r>
+        <w:t>personelin</w:t>
+      </w:r>
+      <w:proofErr w:type="spellEnd"/>
+      <w:r>
+        <w:t xml:space="preserve"> </w:t>
+      </w:r>
+      <w:proofErr w:type="spellStart"/>
+      <w:r>
+        <w:t>ayrılmasına</w:t>
+      </w:r>
+      <w:proofErr w:type="spellEnd"/>
+      <w:r>
+        <w:t xml:space="preserve"> </w:t>
+      </w:r>
+      <w:proofErr w:type="spellStart"/>
+      <w:r>
+        <w:t>yönelik</w:t>
+      </w:r>
+      <w:proofErr w:type="spellEnd"/>
+      <w:r>
+        <w:t xml:space="preserve"> </w:t>
+      </w:r>
+      <w:proofErr w:type="spellStart"/>
+      <w:r>
+        <w:t>rotasyonlara</w:t>
+      </w:r>
+      <w:proofErr w:type="spellEnd"/>
+      <w:r>
+        <w:t xml:space="preserve"> </w:t>
+      </w:r>
+      <w:proofErr w:type="spellStart"/>
+      <w:r>
+        <w:t>dayanmaktadır</w:t>
+      </w:r>
+      <w:proofErr w:type="spellEnd"/>
+      <w:r>
+        <w:t xml:space="preserve">. </w:t>
+      </w:r>
+      <w:proofErr w:type="spellStart"/>
+      <w:r>
+        <w:t>Kullanılan</w:t>
+      </w:r>
+      <w:proofErr w:type="spellEnd"/>
+      <w:r>
+        <w:t xml:space="preserve"> </w:t>
+      </w:r>
+      <w:proofErr w:type="spellStart"/>
+      <w:r>
+        <w:t>atama</w:t>
+      </w:r>
+      <w:proofErr w:type="spellEnd"/>
+      <w:r>
+        <w:t xml:space="preserve"> </w:t>
+      </w:r>
+      <w:proofErr w:type="spellStart"/>
+      <w:r>
+        <w:t>yöntemlerinde</w:t>
+      </w:r>
+      <w:proofErr w:type="spellEnd"/>
+      <w:r>
+        <w:t xml:space="preserve">, </w:t>
+      </w:r>
+      <w:proofErr w:type="spellStart"/>
+      <w:r>
+        <w:t>nufüs</w:t>
+      </w:r>
+      <w:proofErr w:type="spellEnd"/>
+      <w:r>
+        <w:t xml:space="preserve"> </w:t>
+      </w:r>
+      <w:proofErr w:type="spellStart"/>
+      <w:r>
+        <w:t>artışı</w:t>
+      </w:r>
+      <w:proofErr w:type="spellEnd"/>
+      <w:r>
+        <w:t xml:space="preserve">, </w:t>
+      </w:r>
+      <w:proofErr w:type="spellStart"/>
+      <w:r>
+        <w:t>sağlık</w:t>
+      </w:r>
+      <w:proofErr w:type="spellEnd"/>
+      <w:r>
+        <w:t xml:space="preserve"> </w:t>
+      </w:r>
+      <w:proofErr w:type="spellStart"/>
+      <w:r>
+        <w:t>hizmetlerine</w:t>
+      </w:r>
+      <w:proofErr w:type="spellEnd"/>
+      <w:r>
+        <w:t xml:space="preserve"> </w:t>
+      </w:r>
+      <w:proofErr w:type="spellStart"/>
+      <w:r>
+        <w:t>erişim</w:t>
+      </w:r>
+      <w:proofErr w:type="spellEnd"/>
+      <w:r>
+        <w:t xml:space="preserve"> </w:t>
+      </w:r>
+      <w:proofErr w:type="spellStart"/>
+      <w:r>
+        <w:t>ihtiyacı</w:t>
+      </w:r>
+      <w:proofErr w:type="spellEnd"/>
+      <w:r>
+        <w:t xml:space="preserve"> </w:t>
+      </w:r>
+      <w:proofErr w:type="spellStart"/>
+      <w:r>
+        <w:t>ve</w:t>
+      </w:r>
+      <w:proofErr w:type="spellEnd"/>
+      <w:r>
+        <w:t xml:space="preserve"> </w:t>
+      </w:r>
+      <w:proofErr w:type="spellStart"/>
+      <w:r>
+        <w:t>coğrafi</w:t>
+      </w:r>
+      <w:proofErr w:type="spellEnd"/>
+      <w:r>
+        <w:t xml:space="preserve"> </w:t>
+      </w:r>
+      <w:proofErr w:type="spellStart"/>
+      <w:r>
+        <w:t>farklılık</w:t>
+      </w:r>
+      <w:proofErr w:type="spellEnd"/>
+      <w:r>
+        <w:t xml:space="preserve"> </w:t>
+      </w:r>
+      <w:proofErr w:type="spellStart"/>
+      <w:r>
+        <w:t>gibi</w:t>
+      </w:r>
+      <w:proofErr w:type="spellEnd"/>
+      <w:r>
+        <w:t xml:space="preserve"> </w:t>
+      </w:r>
+      <w:proofErr w:type="spellStart"/>
+      <w:r>
+        <w:t>etmenler</w:t>
+      </w:r>
+      <w:proofErr w:type="spellEnd"/>
+      <w:r>
+        <w:t xml:space="preserve"> </w:t>
+      </w:r>
+      <w:proofErr w:type="spellStart"/>
+      <w:r>
+        <w:t>yeterince</w:t>
+      </w:r>
+      <w:proofErr w:type="spellEnd"/>
+      <w:r>
+        <w:t xml:space="preserve"> </w:t>
+      </w:r>
+      <w:proofErr w:type="spellStart"/>
+      <w:r>
+        <w:t>hesaba</w:t>
+      </w:r>
+      <w:proofErr w:type="spellEnd"/>
+      <w:r>
+        <w:t xml:space="preserve"> </w:t>
+      </w:r>
+      <w:proofErr w:type="spellStart"/>
+      <w:r>
+        <w:t>katılmadığı</w:t>
+      </w:r>
+      <w:proofErr w:type="spellEnd"/>
+      <w:r>
+        <w:t xml:space="preserve"> </w:t>
+      </w:r>
+      <w:proofErr w:type="spellStart"/>
+      <w:r>
+        <w:t>için</w:t>
+      </w:r>
+      <w:proofErr w:type="spellEnd"/>
+      <w:r>
+        <w:t xml:space="preserve"> </w:t>
+      </w:r>
+      <w:proofErr w:type="spellStart"/>
+      <w:r>
+        <w:t>sağlık</w:t>
+      </w:r>
+      <w:proofErr w:type="spellEnd"/>
+      <w:r>
+        <w:t xml:space="preserve"> </w:t>
+      </w:r>
+      <w:proofErr w:type="spellStart"/>
+      <w:r>
+        <w:t>personellerinin</w:t>
+      </w:r>
+      <w:proofErr w:type="spellEnd"/>
+      <w:r>
+        <w:t xml:space="preserve"> </w:t>
+      </w:r>
+      <w:proofErr w:type="spellStart"/>
+      <w:r>
+        <w:t>dengesiz</w:t>
+      </w:r>
+      <w:proofErr w:type="spellEnd"/>
+      <w:r>
+        <w:t xml:space="preserve"> </w:t>
+      </w:r>
+      <w:proofErr w:type="spellStart"/>
+      <w:r>
+        <w:t>dağılımına</w:t>
+      </w:r>
+      <w:proofErr w:type="spellEnd"/>
+      <w:r>
+        <w:t xml:space="preserve"> </w:t>
+      </w:r>
+      <w:proofErr w:type="spellStart"/>
+      <w:r>
+        <w:t>yol</w:t>
+      </w:r>
+      <w:proofErr w:type="spellEnd"/>
+      <w:r>
+        <w:t xml:space="preserve"> </w:t>
+      </w:r>
+      <w:proofErr w:type="spellStart"/>
+      <w:r>
+        <w:t>açmaktadır</w:t>
+      </w:r>
+      <w:proofErr w:type="spellEnd"/>
+      <w:r>
+        <w:t xml:space="preserve"> [2].</w:t>
+      </w:r>
+      <w:r>
+        <w:t xml:space="preserve"> </w:t>
+      </w:r>
+      <w:proofErr w:type="spellStart"/>
+      <w:r>
+        <w:t>Özellikle</w:t>
+      </w:r>
+      <w:proofErr w:type="spellEnd"/>
+      <w:r>
+        <w:t xml:space="preserve"> </w:t>
+      </w:r>
+      <w:proofErr w:type="spellStart"/>
+      <w:r>
+        <w:t>kırsal</w:t>
+      </w:r>
+      <w:proofErr w:type="spellEnd"/>
+      <w:r>
+        <w:t xml:space="preserve"> </w:t>
+      </w:r>
+      <w:proofErr w:type="spellStart"/>
+      <w:r>
+        <w:t>ve</w:t>
+      </w:r>
+      <w:proofErr w:type="spellEnd"/>
+      <w:r>
+        <w:t xml:space="preserve"> </w:t>
+      </w:r>
+      <w:proofErr w:type="spellStart"/>
+      <w:r>
+        <w:t>doğu</w:t>
+      </w:r>
+      <w:proofErr w:type="spellEnd"/>
+      <w:r>
+        <w:t xml:space="preserve"> </w:t>
+      </w:r>
+      <w:proofErr w:type="spellStart"/>
+      <w:r>
+        <w:t>bölgelerinde</w:t>
+      </w:r>
+      <w:proofErr w:type="spellEnd"/>
+      <w:r>
+        <w:t xml:space="preserve"> </w:t>
+      </w:r>
+      <w:proofErr w:type="spellStart"/>
+      <w:r>
+        <w:t>karşılaşılan</w:t>
+      </w:r>
+      <w:proofErr w:type="spellEnd"/>
+      <w:r>
+        <w:t xml:space="preserve"> </w:t>
+      </w:r>
+      <w:proofErr w:type="spellStart"/>
+      <w:r>
+        <w:t>personel</w:t>
+      </w:r>
+      <w:proofErr w:type="spellEnd"/>
+      <w:r>
+        <w:t xml:space="preserve"> </w:t>
+      </w:r>
+      <w:proofErr w:type="spellStart"/>
+      <w:r>
+        <w:t>eksikliği</w:t>
+      </w:r>
+      <w:proofErr w:type="spellEnd"/>
+      <w:r>
+        <w:t xml:space="preserve">, </w:t>
+      </w:r>
+      <w:proofErr w:type="spellStart"/>
+      <w:r>
+        <w:t>sağlık</w:t>
+      </w:r>
+      <w:proofErr w:type="spellEnd"/>
+      <w:r>
+        <w:t xml:space="preserve"> </w:t>
+      </w:r>
+      <w:proofErr w:type="spellStart"/>
+      <w:r>
+        <w:t>sisteminin</w:t>
+      </w:r>
+      <w:proofErr w:type="spellEnd"/>
+      <w:r>
+        <w:t xml:space="preserve"> </w:t>
+      </w:r>
+      <w:proofErr w:type="spellStart"/>
+      <w:r>
+        <w:t>devamlılığını</w:t>
+      </w:r>
+      <w:proofErr w:type="spellEnd"/>
+      <w:r>
+        <w:t xml:space="preserve"> </w:t>
+      </w:r>
+      <w:proofErr w:type="spellStart"/>
+      <w:r>
+        <w:t>tehdit</w:t>
+      </w:r>
+      <w:proofErr w:type="spellEnd"/>
+      <w:r>
+        <w:t xml:space="preserve"> </w:t>
+      </w:r>
+      <w:proofErr w:type="spellStart"/>
+      <w:r>
+        <w:t>etmekte</w:t>
+      </w:r>
+      <w:proofErr w:type="spellEnd"/>
+      <w:r>
+        <w:t xml:space="preserve">, </w:t>
+      </w:r>
+      <w:proofErr w:type="spellStart"/>
+      <w:r>
+        <w:t>bireylerin</w:t>
+      </w:r>
+      <w:proofErr w:type="spellEnd"/>
+      <w:r>
+        <w:t xml:space="preserve"> </w:t>
+      </w:r>
+      <w:proofErr w:type="spellStart"/>
+      <w:r>
+        <w:t>sağlık</w:t>
+      </w:r>
+      <w:proofErr w:type="spellEnd"/>
+      <w:r>
+        <w:t xml:space="preserve"> </w:t>
+      </w:r>
+      <w:proofErr w:type="spellStart"/>
+      <w:r>
+        <w:t>erişim</w:t>
+      </w:r>
+      <w:proofErr w:type="spellEnd"/>
+      <w:r>
+        <w:t xml:space="preserve"> </w:t>
+      </w:r>
+      <w:proofErr w:type="spellStart"/>
+      <w:r>
+        <w:t>hakkını</w:t>
+      </w:r>
+      <w:proofErr w:type="spellEnd"/>
+      <w:r>
+        <w:t xml:space="preserve"> </w:t>
+      </w:r>
+      <w:proofErr w:type="spellStart"/>
+      <w:r>
+        <w:t>zayıflatmaktadır</w:t>
+      </w:r>
+      <w:proofErr w:type="spellEnd"/>
+      <w:r>
+        <w:t xml:space="preserve"> [3]. </w:t>
+      </w:r>
+      <w:proofErr w:type="spellStart"/>
+      <w:r>
+        <w:t>Nufüs</w:t>
+      </w:r>
+      <w:proofErr w:type="spellEnd"/>
+      <w:r>
+        <w:t xml:space="preserve"> </w:t>
+      </w:r>
+      <w:proofErr w:type="spellStart"/>
+      <w:r>
+        <w:t>yoğunluğu</w:t>
+      </w:r>
+      <w:proofErr w:type="spellEnd"/>
+      <w:r>
+        <w:t xml:space="preserve">, </w:t>
+      </w:r>
+      <w:proofErr w:type="spellStart"/>
+      <w:r>
+        <w:t>hastane</w:t>
+      </w:r>
+      <w:proofErr w:type="spellEnd"/>
+      <w:r>
+        <w:t xml:space="preserve"> </w:t>
+      </w:r>
+      <w:proofErr w:type="spellStart"/>
+      <w:r>
+        <w:t>altyapısı</w:t>
+      </w:r>
+      <w:proofErr w:type="spellEnd"/>
+      <w:r>
+        <w:t xml:space="preserve"> </w:t>
+      </w:r>
+      <w:proofErr w:type="spellStart"/>
+      <w:r>
+        <w:t>gibi</w:t>
+      </w:r>
+      <w:proofErr w:type="spellEnd"/>
+      <w:r>
+        <w:t xml:space="preserve"> </w:t>
+      </w:r>
+      <w:proofErr w:type="spellStart"/>
+      <w:r>
+        <w:t>önemli</w:t>
+      </w:r>
+      <w:proofErr w:type="spellEnd"/>
+      <w:r>
+        <w:t xml:space="preserve"> </w:t>
+      </w:r>
+      <w:proofErr w:type="spellStart"/>
+      <w:r>
+        <w:t>konuların</w:t>
+      </w:r>
+      <w:proofErr w:type="spellEnd"/>
+      <w:r>
+        <w:t xml:space="preserve"> </w:t>
+      </w:r>
+      <w:proofErr w:type="spellStart"/>
+      <w:r>
+        <w:t>karar</w:t>
+      </w:r>
+      <w:proofErr w:type="spellEnd"/>
+      <w:r>
+        <w:t xml:space="preserve"> alma </w:t>
+      </w:r>
+      <w:proofErr w:type="spellStart"/>
+      <w:r>
+        <w:t>süreçlerinde</w:t>
+      </w:r>
+      <w:proofErr w:type="spellEnd"/>
+      <w:r>
+        <w:t xml:space="preserve"> ne </w:t>
+      </w:r>
+      <w:proofErr w:type="spellStart"/>
+      <w:r>
+        <w:t>ölçüde</w:t>
+      </w:r>
+      <w:proofErr w:type="spellEnd"/>
+      <w:r>
+        <w:t xml:space="preserve"> </w:t>
+      </w:r>
+      <w:proofErr w:type="spellStart"/>
+      <w:r>
+        <w:t>dikkat</w:t>
+      </w:r>
+      <w:proofErr w:type="spellEnd"/>
+      <w:r>
+        <w:t xml:space="preserve"> </w:t>
+      </w:r>
+      <w:proofErr w:type="spellStart"/>
+      <w:r>
+        <w:t>edildiği</w:t>
+      </w:r>
+      <w:proofErr w:type="spellEnd"/>
+      <w:r>
+        <w:t xml:space="preserve"> </w:t>
+      </w:r>
+      <w:proofErr w:type="spellStart"/>
+      <w:r>
+        <w:t>ise</w:t>
+      </w:r>
+      <w:proofErr w:type="spellEnd"/>
+      <w:r>
+        <w:t xml:space="preserve"> </w:t>
+      </w:r>
+      <w:proofErr w:type="spellStart"/>
+      <w:r>
+        <w:t>belirsizliği</w:t>
+      </w:r>
+      <w:proofErr w:type="spellEnd"/>
+      <w:r>
+        <w:t xml:space="preserve"> </w:t>
+      </w:r>
+      <w:proofErr w:type="spellStart"/>
+      <w:r>
+        <w:t>korumaktadır</w:t>
+      </w:r>
+      <w:proofErr w:type="spellEnd"/>
+      <w:r>
+        <w:t xml:space="preserve"> [4]. </w:t>
+      </w:r>
+      <w:r>
+        <w:t xml:space="preserve">Bu </w:t>
+      </w:r>
+      <w:proofErr w:type="spellStart"/>
+      <w:r>
+        <w:t>bağlamda</w:t>
+      </w:r>
+      <w:proofErr w:type="spellEnd"/>
+      <w:r>
+        <w:t xml:space="preserve">, </w:t>
+      </w:r>
+      <w:proofErr w:type="spellStart"/>
+      <w:r>
+        <w:t>geçmiş</w:t>
+      </w:r>
+      <w:proofErr w:type="spellEnd"/>
+      <w:r>
+        <w:t xml:space="preserve"> </w:t>
+      </w:r>
+      <w:proofErr w:type="spellStart"/>
+      <w:r>
+        <w:t>yıllara</w:t>
+      </w:r>
+      <w:proofErr w:type="spellEnd"/>
+      <w:r>
+        <w:t xml:space="preserve"> ait </w:t>
+      </w:r>
+      <w:proofErr w:type="spellStart"/>
+      <w:r>
+        <w:t>verilerin</w:t>
+      </w:r>
+      <w:proofErr w:type="spellEnd"/>
+      <w:r>
+        <w:t xml:space="preserve"> </w:t>
+      </w:r>
+      <w:proofErr w:type="spellStart"/>
+      <w:r>
+        <w:t>analiz</w:t>
+      </w:r>
+      <w:proofErr w:type="spellEnd"/>
+      <w:r>
+        <w:t xml:space="preserve"> </w:t>
+      </w:r>
+      <w:proofErr w:type="spellStart"/>
+      <w:r>
+        <w:t>edilmesi</w:t>
+      </w:r>
+      <w:proofErr w:type="spellEnd"/>
+      <w:r>
+        <w:t xml:space="preserve"> </w:t>
+      </w:r>
+      <w:proofErr w:type="spellStart"/>
+      <w:r>
+        <w:t>ve</w:t>
+      </w:r>
+      <w:proofErr w:type="spellEnd"/>
+      <w:r>
+        <w:t xml:space="preserve"> </w:t>
+      </w:r>
+      <w:proofErr w:type="spellStart"/>
+      <w:r>
+        <w:t>gelecek</w:t>
+      </w:r>
+      <w:proofErr w:type="spellEnd"/>
+      <w:r>
+        <w:t xml:space="preserve"> </w:t>
+      </w:r>
+      <w:proofErr w:type="spellStart"/>
+      <w:r>
+        <w:t>yıllardaki</w:t>
+      </w:r>
+      <w:proofErr w:type="spellEnd"/>
+      <w:r>
+        <w:t xml:space="preserve"> </w:t>
+      </w:r>
+      <w:proofErr w:type="spellStart"/>
+      <w:r>
+        <w:t>personel</w:t>
+      </w:r>
+      <w:proofErr w:type="spellEnd"/>
+      <w:r>
+        <w:t xml:space="preserve"> </w:t>
+      </w:r>
+      <w:proofErr w:type="spellStart"/>
+      <w:r>
+        <w:t>ihtiyaç</w:t>
+      </w:r>
+      <w:proofErr w:type="spellEnd"/>
+      <w:r>
+        <w:t xml:space="preserve"> </w:t>
+      </w:r>
+      <w:proofErr w:type="spellStart"/>
+      <w:r>
+        <w:t>planlamasının</w:t>
+      </w:r>
+      <w:proofErr w:type="spellEnd"/>
+      <w:r>
+        <w:t xml:space="preserve"> </w:t>
+      </w:r>
+      <w:proofErr w:type="spellStart"/>
+      <w:r>
+        <w:t>yapılması</w:t>
+      </w:r>
+      <w:proofErr w:type="spellEnd"/>
+      <w:r>
+        <w:t xml:space="preserve"> </w:t>
+      </w:r>
+      <w:proofErr w:type="spellStart"/>
+      <w:r>
+        <w:t>önemli</w:t>
+      </w:r>
+      <w:proofErr w:type="spellEnd"/>
+      <w:r>
+        <w:t xml:space="preserve"> </w:t>
+      </w:r>
+      <w:proofErr w:type="spellStart"/>
+      <w:r>
+        <w:t>bir</w:t>
+      </w:r>
+      <w:proofErr w:type="spellEnd"/>
+      <w:r>
+        <w:t xml:space="preserve"> </w:t>
+      </w:r>
+      <w:proofErr w:type="spellStart"/>
+      <w:r>
+        <w:t>ihtiyaç</w:t>
+      </w:r>
+      <w:proofErr w:type="spellEnd"/>
+      <w:r>
+        <w:t xml:space="preserve"> </w:t>
+      </w:r>
+      <w:proofErr w:type="spellStart"/>
+      <w:r>
+        <w:t>olarak</w:t>
+      </w:r>
+      <w:proofErr w:type="spellEnd"/>
+      <w:r>
+        <w:t xml:space="preserve"> </w:t>
+      </w:r>
+      <w:proofErr w:type="spellStart"/>
+      <w:r>
+        <w:t>görülmektedir</w:t>
+      </w:r>
+      <w:proofErr w:type="spellEnd"/>
+      <w:r>
+        <w:t xml:space="preserve">. </w:t>
+      </w:r>
+      <w:proofErr w:type="spellStart"/>
+      <w:r>
+        <w:t>Böyle</w:t>
+      </w:r>
+      <w:proofErr w:type="spellEnd"/>
+      <w:r>
+        <w:t xml:space="preserve"> </w:t>
+      </w:r>
+      <w:proofErr w:type="spellStart"/>
+      <w:r>
+        <w:t>bir</w:t>
+      </w:r>
+      <w:proofErr w:type="spellEnd"/>
+      <w:r>
+        <w:t xml:space="preserve"> </w:t>
+      </w:r>
+      <w:proofErr w:type="spellStart"/>
+      <w:r>
+        <w:t>yaklaşım</w:t>
+      </w:r>
+      <w:proofErr w:type="spellEnd"/>
+      <w:r>
+        <w:t xml:space="preserve">, </w:t>
+      </w:r>
+      <w:proofErr w:type="spellStart"/>
+      <w:r>
+        <w:t>sağlık</w:t>
+      </w:r>
+      <w:proofErr w:type="spellEnd"/>
+      <w:r>
+        <w:t xml:space="preserve"> </w:t>
+      </w:r>
+      <w:proofErr w:type="spellStart"/>
+      <w:r>
+        <w:t>personel</w:t>
+      </w:r>
+      <w:proofErr w:type="spellEnd"/>
+      <w:r>
+        <w:t xml:space="preserve"> </w:t>
+      </w:r>
+      <w:proofErr w:type="spellStart"/>
+      <w:r>
+        <w:t>ihtiyaçlarının</w:t>
+      </w:r>
+      <w:proofErr w:type="spellEnd"/>
+      <w:r>
+        <w:t xml:space="preserve"> </w:t>
+      </w:r>
+      <w:proofErr w:type="spellStart"/>
+      <w:r>
+        <w:t>daha</w:t>
+      </w:r>
+      <w:proofErr w:type="spellEnd"/>
+      <w:r>
+        <w:t xml:space="preserve"> </w:t>
+      </w:r>
+      <w:proofErr w:type="spellStart"/>
+      <w:r>
+        <w:t>efektif</w:t>
+      </w:r>
+      <w:proofErr w:type="spellEnd"/>
+      <w:r>
+        <w:t xml:space="preserve"> </w:t>
+      </w:r>
+      <w:proofErr w:type="spellStart"/>
+      <w:r>
+        <w:t>şekilde</w:t>
+      </w:r>
+      <w:proofErr w:type="spellEnd"/>
+      <w:r>
+        <w:t xml:space="preserve"> </w:t>
+      </w:r>
+      <w:proofErr w:type="spellStart"/>
+      <w:r>
+        <w:t>tespit</w:t>
+      </w:r>
+      <w:proofErr w:type="spellEnd"/>
+      <w:r>
+        <w:t xml:space="preserve"> </w:t>
+      </w:r>
+      <w:proofErr w:type="spellStart"/>
+      <w:r>
+        <w:t>edilmesi</w:t>
+      </w:r>
+      <w:proofErr w:type="spellEnd"/>
+      <w:r>
+        <w:t xml:space="preserve">, </w:t>
+      </w:r>
+      <w:proofErr w:type="spellStart"/>
+      <w:r>
+        <w:t>bu</w:t>
+      </w:r>
+      <w:proofErr w:type="spellEnd"/>
+      <w:r>
+        <w:t xml:space="preserve"> </w:t>
+      </w:r>
+      <w:proofErr w:type="spellStart"/>
+      <w:r>
+        <w:t>sayede</w:t>
+      </w:r>
+      <w:proofErr w:type="spellEnd"/>
+      <w:r>
+        <w:t xml:space="preserve"> </w:t>
+      </w:r>
+      <w:proofErr w:type="spellStart"/>
+      <w:r>
+        <w:t>daha</w:t>
+      </w:r>
+      <w:proofErr w:type="spellEnd"/>
+      <w:r>
+        <w:t xml:space="preserve"> </w:t>
+      </w:r>
+      <w:proofErr w:type="spellStart"/>
+      <w:r>
+        <w:t>dengeli</w:t>
+      </w:r>
+      <w:proofErr w:type="spellEnd"/>
+      <w:r>
+        <w:t xml:space="preserve"> </w:t>
+      </w:r>
+      <w:proofErr w:type="spellStart"/>
+      <w:r>
+        <w:t>ve</w:t>
+      </w:r>
+      <w:proofErr w:type="spellEnd"/>
+      <w:r>
+        <w:t xml:space="preserve"> </w:t>
+      </w:r>
+      <w:proofErr w:type="spellStart"/>
+      <w:r>
+        <w:t>adil</w:t>
+      </w:r>
+      <w:proofErr w:type="spellEnd"/>
+      <w:r>
+        <w:t xml:space="preserve"> </w:t>
+      </w:r>
+      <w:proofErr w:type="spellStart"/>
+      <w:r>
+        <w:t>bir</w:t>
+      </w:r>
+      <w:proofErr w:type="spellEnd"/>
+      <w:r>
+        <w:t xml:space="preserve"> </w:t>
+      </w:r>
+      <w:proofErr w:type="spellStart"/>
+      <w:r>
+        <w:t>personel</w:t>
+      </w:r>
+      <w:proofErr w:type="spellEnd"/>
+      <w:r>
+        <w:t xml:space="preserve"> </w:t>
+      </w:r>
+      <w:proofErr w:type="spellStart"/>
+      <w:r>
+        <w:t>dağılımı</w:t>
+      </w:r>
+      <w:proofErr w:type="spellEnd"/>
+      <w:r>
+        <w:t xml:space="preserve"> </w:t>
+      </w:r>
+      <w:proofErr w:type="spellStart"/>
+      <w:r>
+        <w:t>yapılmasına</w:t>
+      </w:r>
+      <w:proofErr w:type="spellEnd"/>
+      <w:r>
+        <w:t xml:space="preserve"> </w:t>
+      </w:r>
+      <w:proofErr w:type="spellStart"/>
+      <w:r>
+        <w:t>katkı</w:t>
+      </w:r>
+      <w:proofErr w:type="spellEnd"/>
+      <w:r>
+        <w:t xml:space="preserve"> </w:t>
+      </w:r>
+      <w:proofErr w:type="spellStart"/>
+      <w:r>
+        <w:t>sağlaması</w:t>
+      </w:r>
+      <w:proofErr w:type="spellEnd"/>
+      <w:r>
+        <w:t xml:space="preserve"> </w:t>
+      </w:r>
+      <w:proofErr w:type="spellStart"/>
+      <w:r>
+        <w:t>öngörülmektedir</w:t>
+      </w:r>
+      <w:proofErr w:type="spellEnd"/>
+      <w:r>
+        <w:t>.</w:t>
+      </w:r>
+    </w:p>
+    <w:p>
+      <w:proofErr w:type="spellStart"/>
+      <w:r>
+        <w:t>Sağlık</w:t>
+      </w:r>
+      <w:proofErr w:type="spellEnd"/>
+      <w:r>
+        <w:t xml:space="preserve"> </w:t>
+      </w:r>
+      <w:proofErr w:type="spellStart"/>
+      <w:r>
+        <w:t>alanında</w:t>
+      </w:r>
+      <w:proofErr w:type="spellEnd"/>
+      <w:r>
+        <w:t xml:space="preserve"> </w:t>
+      </w:r>
+      <w:proofErr w:type="spellStart"/>
+      <w:r>
+        <w:t>yaşanan</w:t>
+      </w:r>
+      <w:proofErr w:type="spellEnd"/>
+      <w:r>
+        <w:t xml:space="preserve"> </w:t>
+      </w:r>
+      <w:proofErr w:type="spellStart"/>
+      <w:r>
+        <w:t>eşitsizlikleri</w:t>
+      </w:r>
+      <w:proofErr w:type="spellEnd"/>
+      <w:r>
+        <w:t xml:space="preserve"> </w:t>
+      </w:r>
+      <w:proofErr w:type="spellStart"/>
+      <w:r>
+        <w:t>çözmek</w:t>
+      </w:r>
+      <w:proofErr w:type="spellEnd"/>
+      <w:r>
+        <w:t xml:space="preserve"> </w:t>
+      </w:r>
+      <w:proofErr w:type="spellStart"/>
+      <w:r>
+        <w:t>için</w:t>
+      </w:r>
+      <w:proofErr w:type="spellEnd"/>
+      <w:r>
+        <w:t xml:space="preserve"> </w:t>
+      </w:r>
+      <w:proofErr w:type="spellStart"/>
+      <w:r>
+        <w:t>birbirinden</w:t>
+      </w:r>
+      <w:proofErr w:type="spellEnd"/>
+      <w:r>
+        <w:t xml:space="preserve"> </w:t>
+      </w:r>
+      <w:proofErr w:type="spellStart"/>
+      <w:r>
+        <w:t>farklı</w:t>
+      </w:r>
+      <w:proofErr w:type="spellEnd"/>
+      <w:r>
+        <w:t xml:space="preserve"> </w:t>
+      </w:r>
+      <w:proofErr w:type="spellStart"/>
+      <w:r>
+        <w:t>çalışmalar</w:t>
+      </w:r>
+      <w:proofErr w:type="spellEnd"/>
+      <w:r>
+        <w:t xml:space="preserve"> </w:t>
+      </w:r>
+      <w:proofErr w:type="spellStart"/>
+      <w:r>
+        <w:t>yapılmaktadır</w:t>
+      </w:r>
+      <w:proofErr w:type="spellEnd"/>
+      <w:r>
+        <w:t xml:space="preserve">. </w:t>
+      </w:r>
+      <w:proofErr w:type="spellStart"/>
+      <w:r>
+        <w:t>Özellikle</w:t>
+      </w:r>
+      <w:proofErr w:type="spellEnd"/>
+      <w:r>
+        <w:t xml:space="preserve"> </w:t>
+      </w:r>
+      <w:proofErr w:type="spellStart"/>
+      <w:r>
+        <w:t>yapay</w:t>
+      </w:r>
+      <w:proofErr w:type="spellEnd"/>
+      <w:r>
+        <w:t xml:space="preserve"> </w:t>
+      </w:r>
+      <w:proofErr w:type="spellStart"/>
+      <w:r>
+        <w:t>zeka</w:t>
+      </w:r>
+      <w:proofErr w:type="spellEnd"/>
+      <w:r>
+        <w:t xml:space="preserve"> </w:t>
+      </w:r>
+      <w:proofErr w:type="spellStart"/>
+      <w:r>
+        <w:t>tabanlı</w:t>
+      </w:r>
+      <w:proofErr w:type="spellEnd"/>
+      <w:r>
+        <w:t xml:space="preserve"> </w:t>
+      </w:r>
+      <w:proofErr w:type="spellStart"/>
+      <w:r>
+        <w:t>sistemlerin</w:t>
+      </w:r>
+      <w:proofErr w:type="spellEnd"/>
+      <w:r>
+        <w:t xml:space="preserve"> </w:t>
+      </w:r>
+      <w:proofErr w:type="spellStart"/>
+      <w:r>
+        <w:t>gelişmesi</w:t>
+      </w:r>
+      <w:proofErr w:type="spellEnd"/>
+      <w:r>
+        <w:t xml:space="preserve">, </w:t>
+      </w:r>
+      <w:proofErr w:type="spellStart"/>
+      <w:r>
+        <w:t>sağlık</w:t>
+      </w:r>
+      <w:proofErr w:type="spellEnd"/>
+      <w:r>
+        <w:t xml:space="preserve"> </w:t>
+      </w:r>
+      <w:proofErr w:type="spellStart"/>
+      <w:r>
+        <w:t>sektöründe</w:t>
+      </w:r>
+      <w:proofErr w:type="spellEnd"/>
+      <w:r>
+        <w:t xml:space="preserve"> </w:t>
+      </w:r>
+      <w:proofErr w:type="spellStart"/>
+      <w:r>
+        <w:t>eşitsizliklere</w:t>
+      </w:r>
+      <w:proofErr w:type="spellEnd"/>
+      <w:r>
+        <w:t xml:space="preserve"> </w:t>
+      </w:r>
+      <w:proofErr w:type="spellStart"/>
+      <w:r>
+        <w:t>karşı</w:t>
+      </w:r>
+      <w:proofErr w:type="spellEnd"/>
+      <w:r>
+        <w:t xml:space="preserve"> </w:t>
+      </w:r>
+      <w:proofErr w:type="spellStart"/>
+      <w:r>
+        <w:t>karar</w:t>
+      </w:r>
+      <w:proofErr w:type="spellEnd"/>
+      <w:r>
+        <w:t xml:space="preserve"> </w:t>
+      </w:r>
+      <w:proofErr w:type="spellStart"/>
+      <w:r>
+        <w:t>destek</w:t>
+      </w:r>
+      <w:proofErr w:type="spellEnd"/>
+      <w:r>
+        <w:t xml:space="preserve"> </w:t>
+      </w:r>
+      <w:proofErr w:type="spellStart"/>
+      <w:r>
+        <w:t>sistemlerinden</w:t>
+      </w:r>
+      <w:proofErr w:type="spellEnd"/>
+      <w:r>
+        <w:t xml:space="preserve"> </w:t>
+      </w:r>
+      <w:proofErr w:type="spellStart"/>
+      <w:r>
+        <w:t>kaynak</w:t>
+      </w:r>
+      <w:proofErr w:type="spellEnd"/>
+      <w:r>
+        <w:t xml:space="preserve"> </w:t>
+      </w:r>
+      <w:proofErr w:type="spellStart"/>
+      <w:r>
+        <w:t>planlamasına</w:t>
+      </w:r>
+      <w:proofErr w:type="spellEnd"/>
+      <w:r>
+        <w:t xml:space="preserve"> </w:t>
+      </w:r>
+      <w:proofErr w:type="spellStart"/>
+      <w:r>
+        <w:t>kadar</w:t>
+      </w:r>
+      <w:proofErr w:type="spellEnd"/>
+      <w:r>
+        <w:t xml:space="preserve"> </w:t>
+      </w:r>
+      <w:proofErr w:type="spellStart"/>
+      <w:r>
+        <w:t>birçok</w:t>
+      </w:r>
+      <w:proofErr w:type="spellEnd"/>
+      <w:r>
+        <w:t xml:space="preserve"> </w:t>
+      </w:r>
+      <w:proofErr w:type="spellStart"/>
+      <w:r>
+        <w:t>alanda</w:t>
+      </w:r>
+      <w:proofErr w:type="spellEnd"/>
+      <w:r>
+        <w:t xml:space="preserve"> </w:t>
+      </w:r>
+      <w:proofErr w:type="spellStart"/>
+      <w:r>
+        <w:t>kullanılmaya</w:t>
+      </w:r>
+      <w:proofErr w:type="spellEnd"/>
+      <w:r>
+        <w:t xml:space="preserve"> </w:t>
+      </w:r>
+      <w:proofErr w:type="spellStart"/>
+      <w:r>
+        <w:t>başlanmıştır</w:t>
+      </w:r>
+      <w:proofErr w:type="spellEnd"/>
+      <w:r>
+        <w:t xml:space="preserve">. </w:t>
+      </w:r>
+      <w:proofErr w:type="spellStart"/>
+      <w:r>
+        <w:t>Yapay</w:t>
+      </w:r>
+      <w:proofErr w:type="spellEnd"/>
+      <w:r>
+        <w:t xml:space="preserve"> </w:t>
+      </w:r>
+      <w:proofErr w:type="spellStart"/>
+      <w:r>
+        <w:t>zekanın</w:t>
+      </w:r>
+      <w:proofErr w:type="spellEnd"/>
+      <w:r>
+        <w:t xml:space="preserve"> </w:t>
+      </w:r>
+      <w:proofErr w:type="spellStart"/>
+      <w:r>
+        <w:t>teknolojilerinin</w:t>
+      </w:r>
+      <w:proofErr w:type="spellEnd"/>
+      <w:r>
+        <w:t xml:space="preserve"> </w:t>
+      </w:r>
+      <w:proofErr w:type="spellStart"/>
+      <w:r>
+        <w:t>sağlık</w:t>
+      </w:r>
+      <w:proofErr w:type="spellEnd"/>
+      <w:r>
+        <w:t xml:space="preserve"> </w:t>
+      </w:r>
+      <w:proofErr w:type="spellStart"/>
+      <w:r>
+        <w:t>üzerindeki</w:t>
+      </w:r>
+      <w:proofErr w:type="spellEnd"/>
+      <w:r>
+        <w:t xml:space="preserve"> </w:t>
+      </w:r>
+      <w:proofErr w:type="spellStart"/>
+      <w:r>
+        <w:t>potansiyelini</w:t>
+      </w:r>
+      <w:proofErr w:type="spellEnd"/>
+      <w:r>
+        <w:t xml:space="preserve"> </w:t>
+      </w:r>
+      <w:proofErr w:type="spellStart"/>
+      <w:r>
+        <w:t>inceleyen</w:t>
+      </w:r>
+      <w:proofErr w:type="spellEnd"/>
+      <w:r>
+        <w:t xml:space="preserve"> </w:t>
+      </w:r>
+      <w:proofErr w:type="spellStart"/>
+      <w:r>
+        <w:t>çalışmalar</w:t>
+      </w:r>
+      <w:proofErr w:type="spellEnd"/>
+      <w:r>
+        <w:t xml:space="preserve">, </w:t>
+      </w:r>
+      <w:proofErr w:type="spellStart"/>
+      <w:r>
+        <w:t>bu</w:t>
+      </w:r>
+      <w:proofErr w:type="spellEnd"/>
+      <w:r>
+        <w:t xml:space="preserve"> </w:t>
+      </w:r>
+      <w:proofErr w:type="spellStart"/>
+      <w:r>
+        <w:t>teknolojilerin</w:t>
+      </w:r>
+      <w:proofErr w:type="spellEnd"/>
+      <w:r>
+        <w:t xml:space="preserve"> </w:t>
+      </w:r>
+      <w:proofErr w:type="spellStart"/>
+      <w:r>
+        <w:t>genel</w:t>
+      </w:r>
+      <w:proofErr w:type="spellEnd"/>
+      <w:r>
+        <w:t xml:space="preserve"> </w:t>
+      </w:r>
+      <w:proofErr w:type="spellStart"/>
+      <w:r>
+        <w:t>verimliliği</w:t>
+      </w:r>
+      <w:proofErr w:type="spellEnd"/>
+      <w:r>
+        <w:t xml:space="preserve"> </w:t>
+      </w:r>
+      <w:proofErr w:type="spellStart"/>
+      <w:r>
+        <w:t>artırma</w:t>
+      </w:r>
+      <w:proofErr w:type="spellEnd"/>
+      <w:r>
+        <w:t xml:space="preserve"> </w:t>
+      </w:r>
+      <w:proofErr w:type="spellStart"/>
+      <w:r>
+        <w:t>konusunda</w:t>
+      </w:r>
+      <w:proofErr w:type="spellEnd"/>
+      <w:r>
+        <w:t xml:space="preserve"> </w:t>
+      </w:r>
+      <w:proofErr w:type="spellStart"/>
+      <w:r>
+        <w:t>önemli</w:t>
+      </w:r>
+      <w:proofErr w:type="spellEnd"/>
+      <w:r>
+        <w:t xml:space="preserve"> </w:t>
+      </w:r>
+      <w:proofErr w:type="spellStart"/>
+      <w:r>
+        <w:t>katkılar</w:t>
+      </w:r>
+      <w:proofErr w:type="spellEnd"/>
+      <w:r>
+        <w:t xml:space="preserve"> </w:t>
+      </w:r>
+      <w:proofErr w:type="spellStart"/>
+      <w:r>
+        <w:t>yapabileceğini</w:t>
+      </w:r>
+      <w:proofErr w:type="spellEnd"/>
+      <w:r>
+        <w:t xml:space="preserve"> </w:t>
+      </w:r>
+      <w:proofErr w:type="spellStart"/>
+      <w:r>
+        <w:t>saptamıştır</w:t>
+      </w:r>
+      <w:proofErr w:type="spellEnd"/>
+      <w:r>
+        <w:t xml:space="preserve"> [5].</w:t>
+      </w:r>
+      <w:r>
+        <w:t xml:space="preserve"> Yapa </w:t>
+      </w:r>
+      <w:proofErr w:type="spellStart"/>
+      <w:r>
+        <w:t>zekanın</w:t>
+      </w:r>
+      <w:proofErr w:type="spellEnd"/>
+      <w:r>
+        <w:t xml:space="preserve"> </w:t>
+      </w:r>
+      <w:proofErr w:type="spellStart"/>
+      <w:r>
+        <w:t>sağlık</w:t>
+      </w:r>
+      <w:proofErr w:type="spellEnd"/>
+      <w:r>
+        <w:t xml:space="preserve"> </w:t>
+      </w:r>
+      <w:proofErr w:type="spellStart"/>
+      <w:r>
+        <w:t>alanındaki</w:t>
+      </w:r>
+      <w:proofErr w:type="spellEnd"/>
+      <w:r>
+        <w:t xml:space="preserve"> o</w:t>
+      </w:r>
+      <w:proofErr w:type="spellStart"/>
+      <w:r>
+        <w:t>lumlu</w:t>
+      </w:r>
+      <w:proofErr w:type="spellEnd"/>
+      <w:r>
+        <w:t xml:space="preserve"> </w:t>
+      </w:r>
+      <w:proofErr w:type="spellStart"/>
+      <w:r>
+        <w:t>etkilerini</w:t>
+      </w:r>
+      <w:proofErr w:type="spellEnd"/>
+      <w:r>
+        <w:t xml:space="preserve"> </w:t>
+      </w:r>
+      <w:proofErr w:type="spellStart"/>
+      <w:r>
+        <w:t>inceleyen</w:t>
+      </w:r>
+      <w:proofErr w:type="spellEnd"/>
+      <w:r>
+        <w:t xml:space="preserve"> </w:t>
+      </w:r>
+      <w:proofErr w:type="spellStart"/>
+      <w:r>
+        <w:t>bir</w:t>
+      </w:r>
+      <w:proofErr w:type="spellEnd"/>
+      <w:r>
+        <w:t xml:space="preserve"> </w:t>
+      </w:r>
+      <w:proofErr w:type="spellStart"/>
+      <w:r>
+        <w:t>başka</w:t>
+      </w:r>
+      <w:proofErr w:type="spellEnd"/>
+      <w:r>
+        <w:t xml:space="preserve"> </w:t>
+      </w:r>
+      <w:proofErr w:type="spellStart"/>
+      <w:r>
+        <w:t>çalışma</w:t>
+      </w:r>
+      <w:proofErr w:type="spellEnd"/>
+      <w:r>
+        <w:t xml:space="preserve"> </w:t>
+      </w:r>
+      <w:proofErr w:type="spellStart"/>
+      <w:r>
+        <w:t>ise</w:t>
+      </w:r>
+      <w:proofErr w:type="spellEnd"/>
+      <w:r>
+        <w:t xml:space="preserve"> </w:t>
+      </w:r>
+      <w:proofErr w:type="spellStart"/>
+      <w:r>
+        <w:t>kamu</w:t>
+      </w:r>
+      <w:proofErr w:type="spellEnd"/>
+      <w:r>
+        <w:t xml:space="preserve"> </w:t>
+      </w:r>
+      <w:proofErr w:type="spellStart"/>
+      <w:r>
+        <w:t>kurumlarındaki</w:t>
+      </w:r>
+      <w:proofErr w:type="spellEnd"/>
+      <w:r>
+        <w:t xml:space="preserve"> </w:t>
+      </w:r>
+      <w:proofErr w:type="spellStart"/>
+      <w:r>
+        <w:t>insan</w:t>
+      </w:r>
+      <w:proofErr w:type="spellEnd"/>
+      <w:r>
+        <w:t xml:space="preserve"> </w:t>
+      </w:r>
+      <w:proofErr w:type="spellStart"/>
+      <w:r>
+        <w:t>kaynağı</w:t>
+      </w:r>
+      <w:proofErr w:type="spellEnd"/>
+      <w:r>
+        <w:t xml:space="preserve"> </w:t>
+      </w:r>
+      <w:proofErr w:type="spellStart"/>
+      <w:r>
+        <w:t>yönetiminde</w:t>
+      </w:r>
+      <w:proofErr w:type="spellEnd"/>
+      <w:r>
+        <w:t xml:space="preserve"> </w:t>
+      </w:r>
+      <w:proofErr w:type="spellStart"/>
+      <w:r>
+        <w:t>iş</w:t>
+      </w:r>
+      <w:proofErr w:type="spellEnd"/>
+      <w:r>
+        <w:t xml:space="preserve"> </w:t>
+      </w:r>
+      <w:proofErr w:type="spellStart"/>
+      <w:r>
+        <w:t>gücü</w:t>
+      </w:r>
+      <w:proofErr w:type="spellEnd"/>
+      <w:r>
+        <w:t xml:space="preserve"> </w:t>
+      </w:r>
+      <w:proofErr w:type="spellStart"/>
+      <w:r>
+        <w:t>optimizasyonu</w:t>
+      </w:r>
+      <w:proofErr w:type="spellEnd"/>
+      <w:r>
+        <w:t xml:space="preserve"> </w:t>
+      </w:r>
+      <w:proofErr w:type="spellStart"/>
+      <w:r>
+        <w:t>ve</w:t>
+      </w:r>
+      <w:proofErr w:type="spellEnd"/>
+      <w:r>
+        <w:t xml:space="preserve"> </w:t>
+      </w:r>
+      <w:proofErr w:type="spellStart"/>
+      <w:r>
+        <w:t>çalışan</w:t>
+      </w:r>
+      <w:proofErr w:type="spellEnd"/>
+      <w:r>
+        <w:t xml:space="preserve"> </w:t>
+      </w:r>
+      <w:proofErr w:type="spellStart"/>
+      <w:r>
+        <w:t>bağlılığı</w:t>
+      </w:r>
+      <w:proofErr w:type="spellEnd"/>
+      <w:r>
+        <w:t xml:space="preserve"> </w:t>
+      </w:r>
+      <w:proofErr w:type="spellStart"/>
+      <w:r>
+        <w:t>gibi</w:t>
+      </w:r>
+      <w:proofErr w:type="spellEnd"/>
+      <w:r>
+        <w:t xml:space="preserve"> </w:t>
+      </w:r>
+      <w:proofErr w:type="spellStart"/>
+      <w:r>
+        <w:t>alanlarda</w:t>
+      </w:r>
+      <w:proofErr w:type="spellEnd"/>
+      <w:r>
+        <w:t xml:space="preserve"> </w:t>
+      </w:r>
+      <w:proofErr w:type="spellStart"/>
+      <w:r>
+        <w:t>stratejik</w:t>
+      </w:r>
+      <w:proofErr w:type="spellEnd"/>
+      <w:r>
+        <w:t xml:space="preserve"> </w:t>
+      </w:r>
+      <w:proofErr w:type="spellStart"/>
+      <w:r>
+        <w:t>katkılar</w:t>
+      </w:r>
+      <w:proofErr w:type="spellEnd"/>
+      <w:r>
+        <w:t xml:space="preserve"> </w:t>
+      </w:r>
+      <w:proofErr w:type="spellStart"/>
+      <w:r>
+        <w:t>sunduğunu</w:t>
+      </w:r>
+      <w:proofErr w:type="spellEnd"/>
+      <w:r>
+        <w:t xml:space="preserve"> </w:t>
+      </w:r>
+      <w:proofErr w:type="spellStart"/>
+      <w:r>
+        <w:t>göstermiştir</w:t>
+      </w:r>
+      <w:proofErr w:type="spellEnd"/>
+      <w:r>
+        <w:t xml:space="preserve"> [6].</w:t>
+      </w:r>
+    </w:p>
+    <w:p>
+      <w:proofErr w:type="spellStart"/>
+      <w:r>
+        <w:t>Türkiye’de</w:t>
+      </w:r>
+      <w:proofErr w:type="spellEnd"/>
+      <w:r>
+        <w:t xml:space="preserve"> </w:t>
+      </w:r>
+      <w:proofErr w:type="spellStart"/>
+      <w:r>
+        <w:t>sağlık</w:t>
+      </w:r>
+      <w:proofErr w:type="spellEnd"/>
+      <w:r>
+        <w:t xml:space="preserve"> </w:t>
+      </w:r>
+      <w:proofErr w:type="spellStart"/>
+      <w:r>
+        <w:t>alanında</w:t>
+      </w:r>
+      <w:proofErr w:type="spellEnd"/>
+      <w:r>
+        <w:t xml:space="preserve"> </w:t>
+      </w:r>
+      <w:proofErr w:type="spellStart"/>
+      <w:r>
+        <w:t>yapay</w:t>
+      </w:r>
+      <w:proofErr w:type="spellEnd"/>
+      <w:r>
+        <w:t xml:space="preserve"> </w:t>
+      </w:r>
+      <w:proofErr w:type="spellStart"/>
+      <w:r>
+        <w:t>zeka</w:t>
+      </w:r>
+      <w:proofErr w:type="spellEnd"/>
+      <w:r>
+        <w:t xml:space="preserve"> </w:t>
+      </w:r>
+      <w:proofErr w:type="spellStart"/>
+      <w:r>
+        <w:t>tabanlı</w:t>
+      </w:r>
+      <w:proofErr w:type="spellEnd"/>
+      <w:r>
+        <w:t xml:space="preserve"> </w:t>
+      </w:r>
+      <w:proofErr w:type="spellStart"/>
+      <w:r>
+        <w:t>sistemler</w:t>
+      </w:r>
+      <w:proofErr w:type="spellEnd"/>
+      <w:r>
+        <w:t xml:space="preserve"> </w:t>
+      </w:r>
+      <w:proofErr w:type="spellStart"/>
+      <w:r>
+        <w:t>sıklıkla</w:t>
+      </w:r>
+      <w:proofErr w:type="spellEnd"/>
+      <w:r>
+        <w:t xml:space="preserve"> </w:t>
+      </w:r>
+      <w:proofErr w:type="spellStart"/>
+      <w:r>
+        <w:t>kullanılmaktadır</w:t>
+      </w:r>
+      <w:proofErr w:type="spellEnd"/>
+      <w:r>
+        <w:t xml:space="preserve">. </w:t>
+      </w:r>
+      <w:proofErr w:type="spellStart"/>
+      <w:r>
+        <w:t>Özellikle</w:t>
+      </w:r>
+      <w:proofErr w:type="spellEnd"/>
+      <w:r>
+        <w:t xml:space="preserve"> 2020 </w:t>
+      </w:r>
+      <w:proofErr w:type="spellStart"/>
+      <w:r>
+        <w:t>sonrası</w:t>
+      </w:r>
+      <w:proofErr w:type="spellEnd"/>
+      <w:r>
+        <w:t xml:space="preserve"> </w:t>
+      </w:r>
+      <w:proofErr w:type="spellStart"/>
+      <w:r>
+        <w:t>yapılan</w:t>
+      </w:r>
+      <w:proofErr w:type="spellEnd"/>
+      <w:r>
+        <w:t xml:space="preserve"> </w:t>
+      </w:r>
+      <w:proofErr w:type="spellStart"/>
+      <w:r>
+        <w:t>çalışmalarda</w:t>
+      </w:r>
+      <w:proofErr w:type="spellEnd"/>
+      <w:r>
+        <w:t xml:space="preserve"> </w:t>
+      </w:r>
+      <w:proofErr w:type="spellStart"/>
+      <w:r>
+        <w:t>sağlık</w:t>
+      </w:r>
+      <w:proofErr w:type="spellEnd"/>
+      <w:r>
+        <w:t xml:space="preserve"> </w:t>
+      </w:r>
+      <w:proofErr w:type="spellStart"/>
+      <w:r>
+        <w:t>alanındaki</w:t>
+      </w:r>
+      <w:proofErr w:type="spellEnd"/>
+      <w:r>
+        <w:t xml:space="preserve"> </w:t>
+      </w:r>
+      <w:proofErr w:type="spellStart"/>
+      <w:r>
+        <w:t>personel</w:t>
+      </w:r>
+      <w:proofErr w:type="spellEnd"/>
+      <w:r>
+        <w:t xml:space="preserve"> </w:t>
+      </w:r>
+      <w:proofErr w:type="spellStart"/>
+      <w:r>
+        <w:t>dağılımları</w:t>
+      </w:r>
+      <w:proofErr w:type="spellEnd"/>
+      <w:r>
+        <w:t xml:space="preserve"> </w:t>
+      </w:r>
+      <w:proofErr w:type="spellStart"/>
+      <w:r>
+        <w:t>üzerine</w:t>
+      </w:r>
+      <w:proofErr w:type="spellEnd"/>
+      <w:r>
+        <w:t xml:space="preserve"> </w:t>
+      </w:r>
+      <w:proofErr w:type="spellStart"/>
+      <w:r>
+        <w:t>odaklanmış</w:t>
+      </w:r>
+      <w:proofErr w:type="spellEnd"/>
+      <w:r>
+        <w:t xml:space="preserve">, </w:t>
+      </w:r>
+      <w:proofErr w:type="spellStart"/>
+      <w:r>
+        <w:t>bu</w:t>
+      </w:r>
+      <w:proofErr w:type="spellEnd"/>
+      <w:r>
+        <w:t xml:space="preserve"> </w:t>
+      </w:r>
+      <w:proofErr w:type="spellStart"/>
+      <w:r>
+        <w:t>konuda</w:t>
+      </w:r>
+      <w:proofErr w:type="spellEnd"/>
+      <w:r>
+        <w:t xml:space="preserve"> </w:t>
+      </w:r>
+      <w:proofErr w:type="spellStart"/>
+      <w:r>
+        <w:t>farklı</w:t>
+      </w:r>
+      <w:proofErr w:type="spellEnd"/>
+      <w:r>
+        <w:t xml:space="preserve"> </w:t>
+      </w:r>
+      <w:proofErr w:type="spellStart"/>
+      <w:r>
+        <w:t>sağlık</w:t>
+      </w:r>
+      <w:proofErr w:type="spellEnd"/>
+      <w:r>
+        <w:t xml:space="preserve"> </w:t>
+      </w:r>
+      <w:proofErr w:type="spellStart"/>
+      <w:r>
+        <w:t>meslek</w:t>
+      </w:r>
+      <w:proofErr w:type="spellEnd"/>
+      <w:r>
+        <w:t xml:space="preserve"> </w:t>
+      </w:r>
+      <w:proofErr w:type="spellStart"/>
+      <w:r>
+        <w:t>grupları</w:t>
+      </w:r>
+      <w:proofErr w:type="spellEnd"/>
+      <w:r>
+        <w:t xml:space="preserve"> </w:t>
+      </w:r>
+      <w:proofErr w:type="spellStart"/>
+      <w:r>
+        <w:t>üzerinde</w:t>
+      </w:r>
+      <w:proofErr w:type="spellEnd"/>
+      <w:r>
+        <w:t xml:space="preserve"> </w:t>
+      </w:r>
+      <w:proofErr w:type="spellStart"/>
+      <w:r>
+        <w:t>çalışmalar</w:t>
+      </w:r>
+      <w:proofErr w:type="spellEnd"/>
+      <w:r>
+        <w:t xml:space="preserve"> </w:t>
+      </w:r>
+      <w:proofErr w:type="spellStart"/>
+      <w:r>
+        <w:t>yapılmıştır</w:t>
+      </w:r>
+      <w:proofErr w:type="spellEnd"/>
+      <w:r>
+        <w:t xml:space="preserve">. </w:t>
+      </w:r>
+      <w:proofErr w:type="spellStart"/>
+      <w:r>
+        <w:t>Yapılan</w:t>
+      </w:r>
+      <w:proofErr w:type="spellEnd"/>
+      <w:r>
+        <w:t xml:space="preserve"> </w:t>
+      </w:r>
+      <w:proofErr w:type="spellStart"/>
+      <w:r>
+        <w:t>bir</w:t>
+      </w:r>
+      <w:proofErr w:type="spellEnd"/>
+      <w:r>
+        <w:t xml:space="preserve"> </w:t>
+      </w:r>
+      <w:proofErr w:type="spellStart"/>
+      <w:r>
+        <w:t>çalışmada</w:t>
+      </w:r>
+      <w:proofErr w:type="spellEnd"/>
+      <w:r>
+        <w:t xml:space="preserve"> </w:t>
+      </w:r>
+      <w:proofErr w:type="spellStart"/>
+      <w:r>
+        <w:t>yapay</w:t>
+      </w:r>
+      <w:proofErr w:type="spellEnd"/>
+      <w:r>
+        <w:t xml:space="preserve"> </w:t>
+      </w:r>
+      <w:proofErr w:type="spellStart"/>
+      <w:r>
+        <w:t>zeka</w:t>
+      </w:r>
+      <w:proofErr w:type="spellEnd"/>
+      <w:r>
+        <w:t xml:space="preserve"> </w:t>
+      </w:r>
+      <w:proofErr w:type="spellStart"/>
+      <w:r>
+        <w:t>alanlarından</w:t>
+      </w:r>
+      <w:proofErr w:type="spellEnd"/>
+      <w:r>
+        <w:t xml:space="preserve"> </w:t>
+      </w:r>
+      <w:proofErr w:type="spellStart"/>
+      <w:r>
+        <w:t>biri</w:t>
+      </w:r>
+      <w:proofErr w:type="spellEnd"/>
+      <w:r>
+        <w:t xml:space="preserve"> </w:t>
+      </w:r>
+      <w:proofErr w:type="spellStart"/>
+      <w:r>
+        <w:t>olarak</w:t>
+      </w:r>
+      <w:proofErr w:type="spellEnd"/>
+      <w:r>
+        <w:t xml:space="preserve"> zaman </w:t>
+      </w:r>
+      <w:proofErr w:type="spellStart"/>
+      <w:r>
+        <w:t>serisi</w:t>
+      </w:r>
+      <w:proofErr w:type="spellEnd"/>
+      <w:r>
+        <w:t xml:space="preserve"> </w:t>
+      </w:r>
+      <w:proofErr w:type="spellStart"/>
+      <w:r>
+        <w:t>methodlarından</w:t>
+      </w:r>
+      <w:proofErr w:type="spellEnd"/>
+      <w:r>
+        <w:t xml:space="preserve"> </w:t>
+      </w:r>
+      <w:r>
+        <w:t xml:space="preserve">Box-Jenkins </w:t>
+      </w:r>
+      <w:proofErr w:type="spellStart"/>
+      <w:r>
+        <w:t>ve</w:t>
+      </w:r>
+      <w:proofErr w:type="spellEnd"/>
+      <w:r>
+        <w:t xml:space="preserve"> Brown Exponential Smoothing </w:t>
+      </w:r>
+      <w:proofErr w:type="spellStart"/>
+      <w:r>
+        <w:t>methodları</w:t>
+      </w:r>
+      <w:proofErr w:type="spellEnd"/>
+      <w:r>
+        <w:t xml:space="preserve"> </w:t>
+      </w:r>
+      <w:proofErr w:type="spellStart"/>
+      <w:r>
+        <w:t>kullanılarak</w:t>
+      </w:r>
+      <w:proofErr w:type="spellEnd"/>
+      <w:r>
+        <w:t xml:space="preserve"> 1928-2018 </w:t>
+      </w:r>
+      <w:proofErr w:type="spellStart"/>
+      <w:r>
+        <w:t>arasındaki</w:t>
+      </w:r>
+      <w:proofErr w:type="spellEnd"/>
+      <w:r>
+        <w:t xml:space="preserve"> </w:t>
+      </w:r>
+      <w:proofErr w:type="spellStart"/>
+      <w:r>
+        <w:t>doktor</w:t>
+      </w:r>
+      <w:proofErr w:type="spellEnd"/>
+      <w:r>
+        <w:t xml:space="preserve">, </w:t>
+      </w:r>
+      <w:proofErr w:type="spellStart"/>
+      <w:r>
+        <w:t>hemşire</w:t>
+      </w:r>
+      <w:proofErr w:type="spellEnd"/>
+      <w:r>
+        <w:t xml:space="preserve"> </w:t>
+      </w:r>
+      <w:proofErr w:type="spellStart"/>
+      <w:r>
+        <w:t>ve</w:t>
+      </w:r>
+      <w:proofErr w:type="spellEnd"/>
+      <w:r>
+        <w:t xml:space="preserve"> </w:t>
+      </w:r>
+      <w:proofErr w:type="spellStart"/>
+      <w:r>
+        <w:t>ebe</w:t>
+      </w:r>
+      <w:proofErr w:type="spellEnd"/>
+      <w:r>
+        <w:t xml:space="preserve"> </w:t>
+      </w:r>
+      <w:proofErr w:type="spellStart"/>
+      <w:r>
+        <w:t>sayılarının</w:t>
+      </w:r>
+      <w:proofErr w:type="spellEnd"/>
+      <w:r>
+        <w:t xml:space="preserve"> </w:t>
+      </w:r>
+      <w:proofErr w:type="spellStart"/>
+      <w:r>
+        <w:t>nufüsa</w:t>
+      </w:r>
+      <w:proofErr w:type="spellEnd"/>
+      <w:r>
+        <w:t xml:space="preserve"> </w:t>
+      </w:r>
+      <w:proofErr w:type="spellStart"/>
+      <w:r>
+        <w:t>oranı</w:t>
+      </w:r>
+      <w:proofErr w:type="spellEnd"/>
+      <w:r>
+        <w:t xml:space="preserve"> </w:t>
+      </w:r>
+      <w:proofErr w:type="spellStart"/>
+      <w:r>
+        <w:t>bulunmuştur</w:t>
+      </w:r>
+      <w:proofErr w:type="spellEnd"/>
+      <w:r>
+        <w:t xml:space="preserve"> [7]. </w:t>
+      </w:r>
+      <w:proofErr w:type="spellStart"/>
+      <w:r>
+        <w:t>Yapılan</w:t>
+      </w:r>
+      <w:proofErr w:type="spellEnd"/>
+      <w:r>
+        <w:t xml:space="preserve"> </w:t>
+      </w:r>
+      <w:proofErr w:type="spellStart"/>
+      <w:r>
+        <w:t>çalışma</w:t>
+      </w:r>
+      <w:proofErr w:type="spellEnd"/>
+      <w:r>
+        <w:t xml:space="preserve"> </w:t>
+      </w:r>
+      <w:proofErr w:type="spellStart"/>
+      <w:r>
+        <w:t>sayesinde</w:t>
+      </w:r>
+      <w:proofErr w:type="spellEnd"/>
+      <w:r>
+        <w:t xml:space="preserve"> 2030 </w:t>
+      </w:r>
+      <w:proofErr w:type="spellStart"/>
+      <w:r>
+        <w:t>yılına</w:t>
+      </w:r>
+      <w:proofErr w:type="spellEnd"/>
+      <w:r>
+        <w:t xml:space="preserve"> </w:t>
+      </w:r>
+      <w:proofErr w:type="spellStart"/>
+      <w:r>
+        <w:t>kadar</w:t>
+      </w:r>
+      <w:proofErr w:type="spellEnd"/>
+      <w:r>
+        <w:t xml:space="preserve"> </w:t>
+      </w:r>
+      <w:proofErr w:type="spellStart"/>
+      <w:r>
+        <w:lastRenderedPageBreak/>
+        <w:t>sağlık</w:t>
+      </w:r>
+      <w:proofErr w:type="spellEnd"/>
+      <w:r>
+        <w:t xml:space="preserve"> </w:t>
+      </w:r>
+      <w:proofErr w:type="spellStart"/>
+      <w:r>
+        <w:t>personeli</w:t>
+      </w:r>
+      <w:proofErr w:type="spellEnd"/>
+      <w:r>
+        <w:t xml:space="preserve"> </w:t>
+      </w:r>
+      <w:proofErr w:type="spellStart"/>
+      <w:r>
+        <w:t>tahmini</w:t>
+      </w:r>
+      <w:proofErr w:type="spellEnd"/>
+      <w:r>
+        <w:t xml:space="preserve"> </w:t>
+      </w:r>
+      <w:proofErr w:type="spellStart"/>
+      <w:r>
+        <w:t>yapılması</w:t>
+      </w:r>
+      <w:proofErr w:type="spellEnd"/>
+      <w:r>
+        <w:t xml:space="preserve"> </w:t>
+      </w:r>
+      <w:proofErr w:type="spellStart"/>
+      <w:r>
+        <w:t>sağlanmış</w:t>
+      </w:r>
+      <w:proofErr w:type="spellEnd"/>
+      <w:r>
+        <w:t xml:space="preserve">, </w:t>
+      </w:r>
+      <w:proofErr w:type="spellStart"/>
+      <w:r>
+        <w:t>bu</w:t>
+      </w:r>
+      <w:proofErr w:type="spellEnd"/>
+      <w:r>
+        <w:t xml:space="preserve"> </w:t>
+      </w:r>
+      <w:proofErr w:type="spellStart"/>
+      <w:r>
+        <w:t>bağlamda</w:t>
+      </w:r>
+      <w:proofErr w:type="spellEnd"/>
+      <w:r>
+        <w:t xml:space="preserve"> </w:t>
+      </w:r>
+      <w:proofErr w:type="spellStart"/>
+      <w:r>
+        <w:t>gerekli</w:t>
+      </w:r>
+      <w:proofErr w:type="spellEnd"/>
+      <w:r>
+        <w:t xml:space="preserve"> </w:t>
+      </w:r>
+      <w:proofErr w:type="spellStart"/>
+      <w:r>
+        <w:t>eylemlerin</w:t>
+      </w:r>
+      <w:proofErr w:type="spellEnd"/>
+      <w:r>
+        <w:t xml:space="preserve"> </w:t>
+      </w:r>
+      <w:proofErr w:type="spellStart"/>
+      <w:r>
+        <w:t>alınması</w:t>
+      </w:r>
+      <w:proofErr w:type="spellEnd"/>
+      <w:r>
+        <w:t xml:space="preserve"> </w:t>
+      </w:r>
+      <w:proofErr w:type="spellStart"/>
+      <w:r>
+        <w:t>için</w:t>
+      </w:r>
+      <w:proofErr w:type="spellEnd"/>
+      <w:r>
+        <w:t xml:space="preserve"> </w:t>
+      </w:r>
+      <w:proofErr w:type="spellStart"/>
+      <w:r>
+        <w:t>bir</w:t>
+      </w:r>
+      <w:proofErr w:type="spellEnd"/>
+      <w:r>
+        <w:t xml:space="preserve"> </w:t>
+      </w:r>
+      <w:proofErr w:type="spellStart"/>
+      <w:r>
+        <w:t>vizyon</w:t>
+      </w:r>
+      <w:proofErr w:type="spellEnd"/>
+      <w:r>
+        <w:t xml:space="preserve"> </w:t>
+      </w:r>
+      <w:proofErr w:type="spellStart"/>
+      <w:r>
+        <w:t>olmuştur</w:t>
+      </w:r>
+      <w:proofErr w:type="spellEnd"/>
+      <w:r>
+        <w:t xml:space="preserve">. </w:t>
+      </w:r>
+      <w:proofErr w:type="spellStart"/>
+      <w:r>
+        <w:t>Sağlık</w:t>
+      </w:r>
+      <w:proofErr w:type="spellEnd"/>
+      <w:r>
+        <w:t xml:space="preserve"> </w:t>
+      </w:r>
+      <w:proofErr w:type="spellStart"/>
+      <w:r>
+        <w:t>personel</w:t>
+      </w:r>
+      <w:proofErr w:type="spellEnd"/>
+      <w:r>
+        <w:t xml:space="preserve"> </w:t>
+      </w:r>
+      <w:proofErr w:type="spellStart"/>
+      <w:r>
+        <w:t>planlaması</w:t>
+      </w:r>
+      <w:proofErr w:type="spellEnd"/>
+      <w:r>
+        <w:t xml:space="preserve"> </w:t>
+      </w:r>
+      <w:proofErr w:type="spellStart"/>
+      <w:r>
+        <w:t>için</w:t>
+      </w:r>
+      <w:proofErr w:type="spellEnd"/>
+      <w:r>
+        <w:t xml:space="preserve"> </w:t>
+      </w:r>
+      <w:proofErr w:type="spellStart"/>
+      <w:r>
+        <w:t>yapılan</w:t>
+      </w:r>
+      <w:proofErr w:type="spellEnd"/>
+      <w:r>
+        <w:t xml:space="preserve"> </w:t>
+      </w:r>
+      <w:proofErr w:type="spellStart"/>
+      <w:r>
+        <w:t>farklı</w:t>
+      </w:r>
+      <w:proofErr w:type="spellEnd"/>
+      <w:r>
+        <w:t xml:space="preserve"> </w:t>
+      </w:r>
+      <w:proofErr w:type="spellStart"/>
+      <w:r>
+        <w:t>bir</w:t>
+      </w:r>
+      <w:proofErr w:type="spellEnd"/>
+      <w:r>
+        <w:t xml:space="preserve"> </w:t>
+      </w:r>
+      <w:proofErr w:type="spellStart"/>
+      <w:r>
+        <w:t>çalışma</w:t>
+      </w:r>
+      <w:proofErr w:type="spellEnd"/>
+      <w:r>
+        <w:t xml:space="preserve"> </w:t>
+      </w:r>
+      <w:proofErr w:type="spellStart"/>
+      <w:r>
+        <w:t>ise</w:t>
+      </w:r>
+      <w:proofErr w:type="spellEnd"/>
+      <w:r>
+        <w:t xml:space="preserve"> </w:t>
+      </w:r>
+      <w:proofErr w:type="spellStart"/>
+      <w:r>
+        <w:t>diş</w:t>
+      </w:r>
+      <w:proofErr w:type="spellEnd"/>
+      <w:r>
+        <w:t xml:space="preserve"> </w:t>
+      </w:r>
+      <w:proofErr w:type="spellStart"/>
+      <w:r>
+        <w:t>hekimi</w:t>
+      </w:r>
+      <w:proofErr w:type="spellEnd"/>
+      <w:r>
+        <w:t xml:space="preserve"> </w:t>
+      </w:r>
+      <w:proofErr w:type="spellStart"/>
+      <w:r>
+        <w:t>istihdamını</w:t>
+      </w:r>
+      <w:proofErr w:type="spellEnd"/>
+      <w:r>
+        <w:t xml:space="preserve"> </w:t>
+      </w:r>
+      <w:proofErr w:type="spellStart"/>
+      <w:r>
+        <w:t>incelemiştir</w:t>
+      </w:r>
+      <w:proofErr w:type="spellEnd"/>
+      <w:r>
+        <w:t xml:space="preserve"> [8]</w:t>
+      </w:r>
+      <w:r>
+        <w:t xml:space="preserve">. </w:t>
+      </w:r>
+      <w:proofErr w:type="spellStart"/>
+      <w:r>
+        <w:t>Çalışmada</w:t>
+      </w:r>
+      <w:proofErr w:type="spellEnd"/>
+      <w:r>
+        <w:t xml:space="preserve"> </w:t>
+      </w:r>
+      <w:proofErr w:type="spellStart"/>
+      <w:r>
+        <w:t>altı</w:t>
+      </w:r>
+      <w:proofErr w:type="spellEnd"/>
+      <w:r>
+        <w:t xml:space="preserve"> </w:t>
+      </w:r>
+      <w:proofErr w:type="spellStart"/>
+      <w:r>
+        <w:t>farklı</w:t>
+      </w:r>
+      <w:proofErr w:type="spellEnd"/>
+      <w:r>
+        <w:t xml:space="preserve"> </w:t>
+      </w:r>
+      <w:proofErr w:type="spellStart"/>
+      <w:r>
+        <w:t>makine</w:t>
+      </w:r>
+      <w:proofErr w:type="spellEnd"/>
+      <w:r>
+        <w:t xml:space="preserve"> </w:t>
+      </w:r>
+      <w:proofErr w:type="spellStart"/>
+      <w:r>
+        <w:t>öğrenmesi</w:t>
+      </w:r>
+      <w:proofErr w:type="spellEnd"/>
+      <w:r>
+        <w:t xml:space="preserve"> </w:t>
+      </w:r>
+      <w:proofErr w:type="spellStart"/>
+      <w:r>
+        <w:t>algoritması</w:t>
+      </w:r>
+      <w:proofErr w:type="spellEnd"/>
+      <w:r>
+        <w:t xml:space="preserve"> </w:t>
+      </w:r>
+      <w:proofErr w:type="spellStart"/>
+      <w:r>
+        <w:t>kullanılmış</w:t>
+      </w:r>
+      <w:proofErr w:type="spellEnd"/>
+      <w:r>
+        <w:t xml:space="preserve">, Random Forest </w:t>
+      </w:r>
+      <w:proofErr w:type="spellStart"/>
+      <w:r>
+        <w:t>algoritması</w:t>
+      </w:r>
+      <w:proofErr w:type="spellEnd"/>
+      <w:r>
+        <w:t xml:space="preserve"> </w:t>
+      </w:r>
+      <w:proofErr w:type="spellStart"/>
+      <w:r>
+        <w:t>en</w:t>
+      </w:r>
+      <w:proofErr w:type="spellEnd"/>
+      <w:r>
+        <w:t xml:space="preserve"> </w:t>
+      </w:r>
+      <w:proofErr w:type="spellStart"/>
+      <w:r>
+        <w:t>yüksek</w:t>
+      </w:r>
+      <w:proofErr w:type="spellEnd"/>
+      <w:r>
+        <w:t xml:space="preserve"> </w:t>
+      </w:r>
+      <w:proofErr w:type="spellStart"/>
+      <w:r>
+        <w:t>sonucu</w:t>
+      </w:r>
+      <w:proofErr w:type="spellEnd"/>
+      <w:r>
+        <w:t xml:space="preserve"> </w:t>
+      </w:r>
+      <w:proofErr w:type="spellStart"/>
+      <w:r>
+        <w:t>vermiştir</w:t>
+      </w:r>
+      <w:proofErr w:type="spellEnd"/>
+      <w:r>
+        <w:t>.</w:t>
+      </w:r>
+    </w:p>
+    <w:p>
+      <w:proofErr w:type="spellStart"/>
+      <w:r>
+        <w:t>Yapılan</w:t>
+      </w:r>
+      <w:proofErr w:type="spellEnd"/>
+      <w:r>
+        <w:t xml:space="preserve"> </w:t>
+      </w:r>
+      <w:proofErr w:type="spellStart"/>
+      <w:r>
+        <w:t>çalışmanın</w:t>
+      </w:r>
+      <w:proofErr w:type="spellEnd"/>
+      <w:r>
+        <w:t xml:space="preserve"> </w:t>
+      </w:r>
+      <w:proofErr w:type="spellStart"/>
+      <w:r>
+        <w:t>temel</w:t>
+      </w:r>
+      <w:proofErr w:type="spellEnd"/>
+      <w:r>
+        <w:t xml:space="preserve"> </w:t>
+      </w:r>
+      <w:proofErr w:type="spellStart"/>
+      <w:r>
+        <w:t>amacı</w:t>
+      </w:r>
+      <w:proofErr w:type="spellEnd"/>
+      <w:r>
+        <w:t xml:space="preserve">, </w:t>
+      </w:r>
+      <w:proofErr w:type="spellStart"/>
+      <w:r>
+        <w:t>Türkiye'de</w:t>
+      </w:r>
+      <w:proofErr w:type="spellEnd"/>
+      <w:r>
+        <w:t xml:space="preserve"> </w:t>
+      </w:r>
+      <w:proofErr w:type="spellStart"/>
+      <w:r>
+        <w:t>sağlık</w:t>
+      </w:r>
+      <w:proofErr w:type="spellEnd"/>
+      <w:r>
+        <w:t xml:space="preserve"> </w:t>
+      </w:r>
+      <w:proofErr w:type="spellStart"/>
+      <w:r>
+        <w:t>personelinin</w:t>
+      </w:r>
+      <w:proofErr w:type="spellEnd"/>
+      <w:r>
+        <w:t xml:space="preserve"> </w:t>
+      </w:r>
+      <w:proofErr w:type="spellStart"/>
+      <w:r>
+        <w:t>şehirler</w:t>
+      </w:r>
+      <w:proofErr w:type="spellEnd"/>
+      <w:r>
+        <w:t xml:space="preserve"> </w:t>
+      </w:r>
+      <w:proofErr w:type="spellStart"/>
+      <w:r>
+        <w:t>bazında</w:t>
+      </w:r>
+      <w:proofErr w:type="spellEnd"/>
+      <w:r>
+        <w:t xml:space="preserve"> </w:t>
+      </w:r>
+      <w:proofErr w:type="spellStart"/>
+      <w:r>
+        <w:t>dağılımındaki</w:t>
+      </w:r>
+      <w:proofErr w:type="spellEnd"/>
+      <w:r>
+        <w:t xml:space="preserve"> </w:t>
+      </w:r>
+      <w:proofErr w:type="spellStart"/>
+      <w:r>
+        <w:t>dengesizlikleri</w:t>
+      </w:r>
+      <w:proofErr w:type="spellEnd"/>
+      <w:r>
+        <w:t xml:space="preserve"> </w:t>
+      </w:r>
+      <w:proofErr w:type="spellStart"/>
+      <w:r>
+        <w:t>veriye</w:t>
+      </w:r>
+      <w:proofErr w:type="spellEnd"/>
+      <w:r>
+        <w:t xml:space="preserve"> </w:t>
+      </w:r>
+      <w:proofErr w:type="spellStart"/>
+      <w:r>
+        <w:t>dayalı</w:t>
+      </w:r>
+      <w:proofErr w:type="spellEnd"/>
+      <w:r>
+        <w:t xml:space="preserve"> </w:t>
+      </w:r>
+      <w:proofErr w:type="spellStart"/>
+      <w:r>
+        <w:t>yöntemlerle</w:t>
+      </w:r>
+      <w:proofErr w:type="spellEnd"/>
+      <w:r>
+        <w:t xml:space="preserve"> </w:t>
+      </w:r>
+      <w:proofErr w:type="spellStart"/>
+      <w:r>
+        <w:t>analiz</w:t>
+      </w:r>
+      <w:proofErr w:type="spellEnd"/>
+      <w:r>
+        <w:t xml:space="preserve"> </w:t>
+      </w:r>
+      <w:proofErr w:type="spellStart"/>
+      <w:r>
+        <w:t>etmek</w:t>
+      </w:r>
+      <w:proofErr w:type="spellEnd"/>
+      <w:r>
+        <w:t xml:space="preserve"> </w:t>
+      </w:r>
+      <w:proofErr w:type="spellStart"/>
+      <w:r>
+        <w:t>ve</w:t>
+      </w:r>
+      <w:proofErr w:type="spellEnd"/>
+      <w:r>
+        <w:t xml:space="preserve"> </w:t>
+      </w:r>
+      <w:proofErr w:type="spellStart"/>
+      <w:r>
+        <w:t>gelecekteki</w:t>
+      </w:r>
+      <w:proofErr w:type="spellEnd"/>
+      <w:r>
+        <w:t xml:space="preserve"> </w:t>
+      </w:r>
+      <w:proofErr w:type="spellStart"/>
+      <w:r>
+        <w:t>sağlık</w:t>
+      </w:r>
+      <w:proofErr w:type="spellEnd"/>
+      <w:r>
+        <w:t xml:space="preserve"> </w:t>
+      </w:r>
+      <w:proofErr w:type="spellStart"/>
+      <w:r>
+        <w:t>personeli</w:t>
+      </w:r>
+      <w:proofErr w:type="spellEnd"/>
+      <w:r>
+        <w:t xml:space="preserve"> </w:t>
+      </w:r>
+      <w:proofErr w:type="spellStart"/>
+      <w:r>
+        <w:t>ihtiyaçlarını</w:t>
+      </w:r>
+      <w:proofErr w:type="spellEnd"/>
+      <w:r>
+        <w:t xml:space="preserve"> </w:t>
+      </w:r>
+      <w:proofErr w:type="spellStart"/>
+      <w:r>
+        <w:t>öngörmeye</w:t>
+      </w:r>
+      <w:proofErr w:type="spellEnd"/>
+      <w:r>
+        <w:t xml:space="preserve"> </w:t>
+      </w:r>
+      <w:proofErr w:type="spellStart"/>
+      <w:r>
+        <w:t>yönelik</w:t>
+      </w:r>
+      <w:proofErr w:type="spellEnd"/>
+      <w:r>
+        <w:t xml:space="preserve"> </w:t>
+      </w:r>
+      <w:proofErr w:type="spellStart"/>
+      <w:r>
+        <w:t>tahmin</w:t>
+      </w:r>
+      <w:proofErr w:type="spellEnd"/>
+      <w:r>
+        <w:t xml:space="preserve"> </w:t>
+      </w:r>
+      <w:proofErr w:type="spellStart"/>
+      <w:r>
+        <w:t>modelleri</w:t>
+      </w:r>
+      <w:proofErr w:type="spellEnd"/>
+      <w:r>
+        <w:t xml:space="preserve"> </w:t>
+      </w:r>
+      <w:proofErr w:type="spellStart"/>
+      <w:r>
+        <w:t>geliştirmektir</w:t>
+      </w:r>
+      <w:proofErr w:type="spellEnd"/>
+      <w:r>
+        <w:t xml:space="preserve">. Bu </w:t>
+      </w:r>
+      <w:proofErr w:type="spellStart"/>
+      <w:r>
+        <w:t>kapsamda</w:t>
+      </w:r>
+      <w:proofErr w:type="spellEnd"/>
+      <w:r>
+        <w:t xml:space="preserve">, </w:t>
+      </w:r>
+      <w:proofErr w:type="spellStart"/>
+      <w:r>
+        <w:t>geçmiş</w:t>
+      </w:r>
+      <w:proofErr w:type="spellEnd"/>
+      <w:r>
+        <w:t xml:space="preserve"> </w:t>
+      </w:r>
+      <w:proofErr w:type="spellStart"/>
+      <w:r>
+        <w:t>yıllara</w:t>
+      </w:r>
+      <w:proofErr w:type="spellEnd"/>
+      <w:r>
+        <w:t xml:space="preserve"> ait </w:t>
+      </w:r>
+      <w:proofErr w:type="spellStart"/>
+      <w:r>
+        <w:t>sağlık</w:t>
+      </w:r>
+      <w:proofErr w:type="spellEnd"/>
+      <w:r>
+        <w:t xml:space="preserve"> </w:t>
+      </w:r>
+      <w:proofErr w:type="spellStart"/>
+      <w:r>
+        <w:t>personeli</w:t>
+      </w:r>
+      <w:proofErr w:type="spellEnd"/>
+      <w:r>
+        <w:t xml:space="preserve"> </w:t>
+      </w:r>
+      <w:proofErr w:type="spellStart"/>
+      <w:r>
+        <w:t>sayıları</w:t>
+      </w:r>
+      <w:proofErr w:type="spellEnd"/>
+      <w:r>
+        <w:t xml:space="preserve">, </w:t>
+      </w:r>
+      <w:proofErr w:type="spellStart"/>
+      <w:r>
+        <w:t>nüfus</w:t>
+      </w:r>
+      <w:proofErr w:type="spellEnd"/>
+      <w:r>
+        <w:t xml:space="preserve"> </w:t>
+      </w:r>
+      <w:proofErr w:type="spellStart"/>
+      <w:r>
+        <w:t>verileri</w:t>
+      </w:r>
+      <w:proofErr w:type="spellEnd"/>
+      <w:r>
+        <w:t xml:space="preserve">, </w:t>
+      </w:r>
+      <w:proofErr w:type="spellStart"/>
+      <w:r>
+        <w:t>hastane</w:t>
+      </w:r>
+      <w:proofErr w:type="spellEnd"/>
+      <w:r>
+        <w:t xml:space="preserve"> </w:t>
+      </w:r>
+      <w:proofErr w:type="spellStart"/>
+      <w:r>
+        <w:t>kapasiteleri</w:t>
+      </w:r>
+      <w:proofErr w:type="spellEnd"/>
+      <w:r>
+        <w:t xml:space="preserve"> </w:t>
+      </w:r>
+      <w:proofErr w:type="spellStart"/>
+      <w:r>
+        <w:t>ve</w:t>
+      </w:r>
+      <w:proofErr w:type="spellEnd"/>
+      <w:r>
+        <w:t xml:space="preserve"> </w:t>
+      </w:r>
+      <w:proofErr w:type="spellStart"/>
+      <w:r>
+        <w:t>sağlık</w:t>
+      </w:r>
+      <w:proofErr w:type="spellEnd"/>
+      <w:r>
+        <w:t xml:space="preserve"> </w:t>
+      </w:r>
+      <w:proofErr w:type="spellStart"/>
+      <w:r>
+        <w:t>hizmeti</w:t>
+      </w:r>
+      <w:proofErr w:type="spellEnd"/>
+      <w:r>
+        <w:t xml:space="preserve"> </w:t>
+      </w:r>
+      <w:proofErr w:type="spellStart"/>
+      <w:r>
+        <w:t>göstergelerini</w:t>
+      </w:r>
+      <w:proofErr w:type="spellEnd"/>
+      <w:r>
+        <w:t xml:space="preserve"> </w:t>
+      </w:r>
+      <w:proofErr w:type="spellStart"/>
+      <w:r>
+        <w:t>içeren</w:t>
+      </w:r>
+      <w:proofErr w:type="spellEnd"/>
+      <w:r>
+        <w:t xml:space="preserve"> </w:t>
+      </w:r>
+      <w:proofErr w:type="spellStart"/>
+      <w:r>
+        <w:t>çok</w:t>
+      </w:r>
+      <w:proofErr w:type="spellEnd"/>
+      <w:r>
+        <w:t xml:space="preserve"> </w:t>
+      </w:r>
+      <w:proofErr w:type="spellStart"/>
+      <w:r>
+        <w:t>kaynaklı</w:t>
+      </w:r>
+      <w:proofErr w:type="spellEnd"/>
+      <w:r>
+        <w:t xml:space="preserve"> </w:t>
+      </w:r>
+      <w:proofErr w:type="spellStart"/>
+      <w:r>
+        <w:t>veri</w:t>
+      </w:r>
+      <w:proofErr w:type="spellEnd"/>
+      <w:r>
+        <w:t xml:space="preserve"> </w:t>
+      </w:r>
+      <w:proofErr w:type="spellStart"/>
+      <w:r>
+        <w:t>setleri</w:t>
+      </w:r>
+      <w:proofErr w:type="spellEnd"/>
+      <w:r>
+        <w:t xml:space="preserve"> </w:t>
+      </w:r>
+      <w:proofErr w:type="spellStart"/>
+      <w:r>
+        <w:t>birleştirilerek</w:t>
+      </w:r>
+      <w:proofErr w:type="spellEnd"/>
+      <w:r>
+        <w:t xml:space="preserve">; </w:t>
+      </w:r>
+      <w:proofErr w:type="spellStart"/>
+      <w:r>
+        <w:t>iller</w:t>
+      </w:r>
+      <w:proofErr w:type="spellEnd"/>
+      <w:r>
+        <w:t xml:space="preserve"> </w:t>
+      </w:r>
+      <w:proofErr w:type="spellStart"/>
+      <w:r>
+        <w:t>düzeyinde</w:t>
+      </w:r>
+      <w:proofErr w:type="spellEnd"/>
+      <w:r>
+        <w:t xml:space="preserve"> </w:t>
+      </w:r>
+      <w:proofErr w:type="spellStart"/>
+      <w:r>
+        <w:t>personel</w:t>
+      </w:r>
+      <w:proofErr w:type="spellEnd"/>
+      <w:r>
+        <w:t xml:space="preserve"> </w:t>
+      </w:r>
+      <w:proofErr w:type="spellStart"/>
+      <w:r>
+        <w:t>ihtiyacını</w:t>
+      </w:r>
+      <w:proofErr w:type="spellEnd"/>
+      <w:r>
+        <w:t xml:space="preserve"> </w:t>
+      </w:r>
+      <w:proofErr w:type="spellStart"/>
+      <w:r>
+        <w:t>etkileyen</w:t>
+      </w:r>
+      <w:proofErr w:type="spellEnd"/>
+      <w:r>
+        <w:t xml:space="preserve"> </w:t>
+      </w:r>
+      <w:proofErr w:type="spellStart"/>
+      <w:r>
+        <w:t>temel</w:t>
+      </w:r>
+      <w:proofErr w:type="spellEnd"/>
+      <w:r>
+        <w:t xml:space="preserve"> </w:t>
+      </w:r>
+      <w:proofErr w:type="spellStart"/>
+      <w:r>
+        <w:t>değişkenler</w:t>
+      </w:r>
+      <w:proofErr w:type="spellEnd"/>
+      <w:r>
+        <w:t xml:space="preserve"> </w:t>
+      </w:r>
+      <w:proofErr w:type="spellStart"/>
+      <w:r>
+        <w:t>belirlenmekte</w:t>
+      </w:r>
+      <w:proofErr w:type="spellEnd"/>
+      <w:r>
+        <w:t xml:space="preserve"> </w:t>
+      </w:r>
+      <w:proofErr w:type="spellStart"/>
+      <w:r>
+        <w:t>ve</w:t>
+      </w:r>
+      <w:proofErr w:type="spellEnd"/>
+      <w:r>
+        <w:t xml:space="preserve"> </w:t>
+      </w:r>
+      <w:proofErr w:type="spellStart"/>
+      <w:r>
+        <w:t>makine</w:t>
+      </w:r>
+      <w:proofErr w:type="spellEnd"/>
+      <w:r>
+        <w:t xml:space="preserve"> </w:t>
+      </w:r>
+      <w:proofErr w:type="spellStart"/>
+      <w:r>
+        <w:t>öğrenmesi</w:t>
+      </w:r>
+      <w:proofErr w:type="spellEnd"/>
+      <w:r>
+        <w:t xml:space="preserve"> </w:t>
+      </w:r>
+      <w:proofErr w:type="spellStart"/>
+      <w:r>
+        <w:t>temelli</w:t>
+      </w:r>
+      <w:proofErr w:type="spellEnd"/>
+      <w:r>
+        <w:t xml:space="preserve"> modeller </w:t>
+      </w:r>
+      <w:proofErr w:type="spellStart"/>
+      <w:r>
+        <w:t>yardımıyla</w:t>
+      </w:r>
+      <w:proofErr w:type="spellEnd"/>
+      <w:r>
+        <w:t xml:space="preserve"> </w:t>
+      </w:r>
+      <w:proofErr w:type="spellStart"/>
+      <w:r>
+        <w:t>geleceğe</w:t>
+      </w:r>
+      <w:proofErr w:type="spellEnd"/>
+      <w:r>
+        <w:t xml:space="preserve"> </w:t>
+      </w:r>
+      <w:proofErr w:type="spellStart"/>
+      <w:r>
+        <w:t>yönelik</w:t>
+      </w:r>
+      <w:proofErr w:type="spellEnd"/>
+      <w:r>
+        <w:t xml:space="preserve"> </w:t>
+      </w:r>
+      <w:proofErr w:type="spellStart"/>
+      <w:r>
+        <w:t>ihtiyaç</w:t>
+      </w:r>
+      <w:proofErr w:type="spellEnd"/>
+      <w:r>
+        <w:t xml:space="preserve"> </w:t>
+      </w:r>
+      <w:proofErr w:type="spellStart"/>
+      <w:r>
+        <w:t>projeksiyonları</w:t>
+      </w:r>
+      <w:proofErr w:type="spellEnd"/>
+      <w:r>
+        <w:t xml:space="preserve"> </w:t>
+      </w:r>
+      <w:proofErr w:type="spellStart"/>
+      <w:r>
+        <w:t>oluşturulmaktadır</w:t>
+      </w:r>
+      <w:proofErr w:type="spellEnd"/>
+      <w:r>
+        <w:t xml:space="preserve">. Bu </w:t>
+      </w:r>
+      <w:proofErr w:type="spellStart"/>
+      <w:r>
+        <w:t>analizler</w:t>
+      </w:r>
+      <w:proofErr w:type="spellEnd"/>
+      <w:r>
+        <w:t xml:space="preserve"> </w:t>
+      </w:r>
+      <w:proofErr w:type="spellStart"/>
+      <w:r>
+        <w:t>sayesinde</w:t>
+      </w:r>
+      <w:proofErr w:type="spellEnd"/>
+      <w:r>
+        <w:t xml:space="preserve"> </w:t>
+      </w:r>
+      <w:proofErr w:type="spellStart"/>
+      <w:r>
+        <w:t>mevcut</w:t>
+      </w:r>
+      <w:proofErr w:type="spellEnd"/>
+      <w:r>
+        <w:t xml:space="preserve"> </w:t>
+      </w:r>
+      <w:proofErr w:type="spellStart"/>
+      <w:r>
+        <w:t>planlama</w:t>
+      </w:r>
+      <w:proofErr w:type="spellEnd"/>
+      <w:r>
+        <w:t xml:space="preserve"> </w:t>
+      </w:r>
+      <w:proofErr w:type="spellStart"/>
+      <w:r>
+        <w:t>sistemine</w:t>
+      </w:r>
+      <w:proofErr w:type="spellEnd"/>
+      <w:r>
+        <w:t xml:space="preserve"> </w:t>
+      </w:r>
+      <w:proofErr w:type="spellStart"/>
+      <w:r>
+        <w:t>alternatif</w:t>
+      </w:r>
+      <w:proofErr w:type="spellEnd"/>
+      <w:r>
+        <w:t xml:space="preserve">, </w:t>
+      </w:r>
+      <w:proofErr w:type="spellStart"/>
+      <w:r>
+        <w:t>veri</w:t>
+      </w:r>
+      <w:proofErr w:type="spellEnd"/>
+      <w:r>
+        <w:t xml:space="preserve"> </w:t>
+      </w:r>
+      <w:proofErr w:type="spellStart"/>
+      <w:r>
+        <w:t>temelli</w:t>
+      </w:r>
+      <w:proofErr w:type="spellEnd"/>
+      <w:r>
+        <w:t xml:space="preserve"> </w:t>
+      </w:r>
+      <w:proofErr w:type="spellStart"/>
+      <w:r>
+        <w:t>bir</w:t>
+      </w:r>
+      <w:proofErr w:type="spellEnd"/>
+      <w:r>
+        <w:t xml:space="preserve"> </w:t>
+      </w:r>
+      <w:proofErr w:type="spellStart"/>
+      <w:r>
+        <w:t>karar</w:t>
+      </w:r>
+      <w:proofErr w:type="spellEnd"/>
+      <w:r>
+        <w:t xml:space="preserve"> </w:t>
+      </w:r>
+      <w:proofErr w:type="spellStart"/>
+      <w:r>
+        <w:t>destek</w:t>
+      </w:r>
+      <w:proofErr w:type="spellEnd"/>
+      <w:r>
+        <w:t xml:space="preserve"> </w:t>
+      </w:r>
+      <w:proofErr w:type="spellStart"/>
+      <w:r>
+        <w:t>modeli</w:t>
+      </w:r>
+      <w:proofErr w:type="spellEnd"/>
+      <w:r>
+        <w:t xml:space="preserve"> </w:t>
+      </w:r>
+      <w:proofErr w:type="spellStart"/>
+      <w:r>
+        <w:t>önerilmesi</w:t>
+      </w:r>
+      <w:proofErr w:type="spellEnd"/>
+      <w:r>
+        <w:t xml:space="preserve"> </w:t>
+      </w:r>
+      <w:proofErr w:type="spellStart"/>
+      <w:r>
+        <w:t>hedeflenmekte</w:t>
+      </w:r>
+      <w:proofErr w:type="spellEnd"/>
+      <w:r>
+        <w:t xml:space="preserve"> </w:t>
+      </w:r>
+      <w:proofErr w:type="spellStart"/>
+      <w:r>
+        <w:t>olup</w:t>
+      </w:r>
+      <w:proofErr w:type="spellEnd"/>
+      <w:r>
+        <w:t xml:space="preserve">; </w:t>
+      </w:r>
+      <w:proofErr w:type="spellStart"/>
+      <w:r>
+        <w:t>geliştirilecek</w:t>
+      </w:r>
+      <w:proofErr w:type="spellEnd"/>
+      <w:r>
+        <w:t xml:space="preserve"> </w:t>
+      </w:r>
+      <w:proofErr w:type="spellStart"/>
+      <w:r>
+        <w:t>bu</w:t>
+      </w:r>
+      <w:proofErr w:type="spellEnd"/>
+      <w:r>
+        <w:t xml:space="preserve"> </w:t>
+      </w:r>
+      <w:proofErr w:type="spellStart"/>
+      <w:r>
+        <w:t>modelin</w:t>
+      </w:r>
+      <w:proofErr w:type="spellEnd"/>
+      <w:r>
+        <w:t xml:space="preserve">, </w:t>
+      </w:r>
+      <w:proofErr w:type="spellStart"/>
+      <w:r>
+        <w:t>özellikle</w:t>
+      </w:r>
+      <w:proofErr w:type="spellEnd"/>
+      <w:r>
+        <w:t xml:space="preserve"> </w:t>
+      </w:r>
+      <w:proofErr w:type="spellStart"/>
+      <w:r>
+        <w:t>bölgesel</w:t>
+      </w:r>
+      <w:proofErr w:type="spellEnd"/>
+      <w:r>
+        <w:t xml:space="preserve"> </w:t>
+      </w:r>
+      <w:proofErr w:type="spellStart"/>
+      <w:r>
+        <w:t>eşitsizliklerin</w:t>
+      </w:r>
+      <w:proofErr w:type="spellEnd"/>
+      <w:r>
+        <w:t xml:space="preserve"> </w:t>
+      </w:r>
+      <w:proofErr w:type="spellStart"/>
+      <w:r>
+        <w:t>azaltılması</w:t>
+      </w:r>
+      <w:proofErr w:type="spellEnd"/>
+      <w:r>
+        <w:t xml:space="preserve"> </w:t>
+      </w:r>
+      <w:proofErr w:type="spellStart"/>
+      <w:r>
+        <w:t>ve</w:t>
+      </w:r>
+      <w:proofErr w:type="spellEnd"/>
+      <w:r>
+        <w:t xml:space="preserve"> </w:t>
+      </w:r>
+      <w:proofErr w:type="spellStart"/>
+      <w:r>
+        <w:t>personel</w:t>
+      </w:r>
+      <w:proofErr w:type="spellEnd"/>
+      <w:r>
+        <w:t xml:space="preserve"> </w:t>
+      </w:r>
+      <w:proofErr w:type="spellStart"/>
+      <w:r>
+        <w:t>kaynaklarının</w:t>
+      </w:r>
+      <w:proofErr w:type="spellEnd"/>
+      <w:r>
+        <w:t xml:space="preserve"> </w:t>
+      </w:r>
+      <w:proofErr w:type="spellStart"/>
+      <w:r>
+        <w:t>daha</w:t>
+      </w:r>
+      <w:proofErr w:type="spellEnd"/>
+      <w:r>
+        <w:t xml:space="preserve"> </w:t>
+      </w:r>
+      <w:proofErr w:type="spellStart"/>
+      <w:r>
+        <w:t>adil</w:t>
+      </w:r>
+      <w:proofErr w:type="spellEnd"/>
+      <w:r>
+        <w:t xml:space="preserve"> </w:t>
+      </w:r>
+      <w:proofErr w:type="spellStart"/>
+      <w:r>
+        <w:t>dağıtılması</w:t>
+      </w:r>
+      <w:proofErr w:type="spellEnd"/>
+      <w:r>
+        <w:t xml:space="preserve"> </w:t>
+      </w:r>
+      <w:proofErr w:type="spellStart"/>
+      <w:r>
+        <w:t>açısından</w:t>
+      </w:r>
+      <w:proofErr w:type="spellEnd"/>
+      <w:r>
+        <w:t xml:space="preserve"> </w:t>
+      </w:r>
+      <w:proofErr w:type="spellStart"/>
+      <w:r>
+        <w:t>politika</w:t>
+      </w:r>
+      <w:proofErr w:type="spellEnd"/>
+      <w:r>
+        <w:t xml:space="preserve"> </w:t>
+      </w:r>
+      <w:proofErr w:type="spellStart"/>
+      <w:r>
+        <w:t>yapıcılar</w:t>
+      </w:r>
+      <w:proofErr w:type="spellEnd"/>
+      <w:r>
+        <w:t xml:space="preserve"> </w:t>
+      </w:r>
+      <w:proofErr w:type="spellStart"/>
+      <w:r>
+        <w:t>tarafından</w:t>
+      </w:r>
+      <w:proofErr w:type="spellEnd"/>
+      <w:r>
+        <w:t xml:space="preserve"> </w:t>
+      </w:r>
+      <w:proofErr w:type="spellStart"/>
+      <w:r>
+        <w:t>kullanılabilir</w:t>
+      </w:r>
+      <w:proofErr w:type="spellEnd"/>
+      <w:r>
+        <w:t xml:space="preserve"> </w:t>
+      </w:r>
+      <w:proofErr w:type="spellStart"/>
+      <w:r>
+        <w:t>bir</w:t>
+      </w:r>
+      <w:proofErr w:type="spellEnd"/>
+      <w:r>
+        <w:t xml:space="preserve"> </w:t>
+      </w:r>
+      <w:proofErr w:type="spellStart"/>
+      <w:r>
+        <w:t>araç</w:t>
+      </w:r>
+      <w:proofErr w:type="spellEnd"/>
+      <w:r>
+        <w:t xml:space="preserve"> </w:t>
+      </w:r>
+      <w:proofErr w:type="spellStart"/>
+      <w:r>
+        <w:t>haline</w:t>
+      </w:r>
+      <w:proofErr w:type="spellEnd"/>
+      <w:r>
+        <w:t xml:space="preserve"> </w:t>
+      </w:r>
+      <w:proofErr w:type="spellStart"/>
+      <w:r>
+        <w:t>getirilmesi</w:t>
+      </w:r>
+      <w:proofErr w:type="spellEnd"/>
+      <w:r>
+        <w:t xml:space="preserve"> </w:t>
+      </w:r>
+      <w:proofErr w:type="spellStart"/>
+      <w:r>
+        <w:t>amaçlanmaktadır</w:t>
+      </w:r>
+      <w:proofErr w:type="spellEnd"/>
+      <w:r>
+        <w:t xml:space="preserve">. </w:t>
+      </w:r>
+      <w:proofErr w:type="spellStart"/>
+      <w:r>
+        <w:t>Ayrıca</w:t>
+      </w:r>
+      <w:proofErr w:type="spellEnd"/>
+      <w:r>
+        <w:t xml:space="preserve"> </w:t>
+      </w:r>
+      <w:proofErr w:type="spellStart"/>
+      <w:r>
+        <w:t>bu</w:t>
+      </w:r>
+      <w:proofErr w:type="spellEnd"/>
+      <w:r>
+        <w:t xml:space="preserve"> </w:t>
+      </w:r>
+      <w:proofErr w:type="spellStart"/>
+      <w:r>
+        <w:t>çalışma</w:t>
+      </w:r>
+      <w:proofErr w:type="spellEnd"/>
+      <w:r>
+        <w:t xml:space="preserve">, </w:t>
+      </w:r>
+      <w:proofErr w:type="spellStart"/>
+      <w:r>
+        <w:t>Türkiye’de</w:t>
+      </w:r>
+      <w:proofErr w:type="spellEnd"/>
+      <w:r>
+        <w:t xml:space="preserve"> </w:t>
+      </w:r>
+      <w:proofErr w:type="spellStart"/>
+      <w:r>
+        <w:t>sağlık</w:t>
+      </w:r>
+      <w:proofErr w:type="spellEnd"/>
+      <w:r>
+        <w:t xml:space="preserve"> </w:t>
+      </w:r>
+      <w:proofErr w:type="spellStart"/>
+      <w:r>
+        <w:t>iş</w:t>
+      </w:r>
+      <w:proofErr w:type="spellEnd"/>
+      <w:r>
+        <w:t xml:space="preserve"> </w:t>
+      </w:r>
+      <w:proofErr w:type="spellStart"/>
+      <w:r>
+        <w:t>gücü</w:t>
+      </w:r>
+      <w:proofErr w:type="spellEnd"/>
+      <w:r>
+        <w:t xml:space="preserve"> </w:t>
+      </w:r>
+      <w:proofErr w:type="spellStart"/>
+      <w:r>
+        <w:t>planlaması</w:t>
+      </w:r>
+      <w:proofErr w:type="spellEnd"/>
+      <w:r>
+        <w:t xml:space="preserve"> </w:t>
+      </w:r>
+      <w:proofErr w:type="spellStart"/>
+      <w:r>
+        <w:t>alanında</w:t>
+      </w:r>
+      <w:proofErr w:type="spellEnd"/>
+      <w:r>
+        <w:t xml:space="preserve"> </w:t>
+      </w:r>
+      <w:proofErr w:type="spellStart"/>
+      <w:r>
+        <w:t>açık</w:t>
+      </w:r>
+      <w:proofErr w:type="spellEnd"/>
+      <w:r>
+        <w:t xml:space="preserve"> </w:t>
+      </w:r>
+      <w:proofErr w:type="spellStart"/>
+      <w:r>
+        <w:t>veri</w:t>
+      </w:r>
+      <w:proofErr w:type="spellEnd"/>
+      <w:r>
+        <w:t xml:space="preserve"> </w:t>
+      </w:r>
+      <w:proofErr w:type="spellStart"/>
+      <w:r>
+        <w:t>ve</w:t>
+      </w:r>
+      <w:proofErr w:type="spellEnd"/>
+      <w:r>
+        <w:t xml:space="preserve"> </w:t>
+      </w:r>
+      <w:proofErr w:type="spellStart"/>
+      <w:r>
+        <w:t>tahmine</w:t>
+      </w:r>
+      <w:proofErr w:type="spellEnd"/>
+      <w:r>
+        <w:t xml:space="preserve"> </w:t>
+      </w:r>
+      <w:proofErr w:type="spellStart"/>
+      <w:r>
+        <w:t>dayalı</w:t>
+      </w:r>
+      <w:proofErr w:type="spellEnd"/>
+      <w:r>
+        <w:t xml:space="preserve"> </w:t>
+      </w:r>
+      <w:proofErr w:type="spellStart"/>
+      <w:r>
+        <w:t>modelleme</w:t>
+      </w:r>
+      <w:proofErr w:type="spellEnd"/>
+      <w:r>
+        <w:t xml:space="preserve"> </w:t>
+      </w:r>
+      <w:proofErr w:type="spellStart"/>
+      <w:r>
+        <w:t>yöntemlerini</w:t>
+      </w:r>
+      <w:proofErr w:type="spellEnd"/>
+      <w:r>
+        <w:t xml:space="preserve"> </w:t>
+      </w:r>
+      <w:proofErr w:type="spellStart"/>
+      <w:r>
+        <w:t>entegre</w:t>
+      </w:r>
+      <w:proofErr w:type="spellEnd"/>
+      <w:r>
+        <w:t xml:space="preserve"> </w:t>
+      </w:r>
+      <w:proofErr w:type="spellStart"/>
+      <w:r>
+        <w:t>eden</w:t>
+      </w:r>
+      <w:proofErr w:type="spellEnd"/>
+      <w:r>
+        <w:t xml:space="preserve"> </w:t>
+      </w:r>
+      <w:proofErr w:type="spellStart"/>
+      <w:r>
+        <w:t>öncü</w:t>
+      </w:r>
+      <w:proofErr w:type="spellEnd"/>
+      <w:r>
+        <w:t xml:space="preserve"> </w:t>
+      </w:r>
+      <w:proofErr w:type="spellStart"/>
+      <w:r>
+        <w:t>bir</w:t>
+      </w:r>
+      <w:proofErr w:type="spellEnd"/>
+      <w:r>
+        <w:t xml:space="preserve"> </w:t>
+      </w:r>
+      <w:proofErr w:type="spellStart"/>
+      <w:r>
+        <w:t>örnek</w:t>
+      </w:r>
+      <w:proofErr w:type="spellEnd"/>
+      <w:r>
+        <w:t xml:space="preserve"> </w:t>
+      </w:r>
+      <w:proofErr w:type="spellStart"/>
+      <w:r>
+        <w:t>olma</w:t>
+      </w:r>
+      <w:proofErr w:type="spellEnd"/>
+      <w:r>
+        <w:t xml:space="preserve"> </w:t>
+      </w:r>
+      <w:proofErr w:type="spellStart"/>
+      <w:r>
+        <w:t>niteliği</w:t>
+      </w:r>
+      <w:proofErr w:type="spellEnd"/>
+      <w:r>
+        <w:t xml:space="preserve"> </w:t>
+      </w:r>
+      <w:proofErr w:type="spellStart"/>
+      <w:r>
+        <w:t>taşımaktadır</w:t>
+      </w:r>
+      <w:proofErr w:type="spellEnd"/>
+      <w:r>
+        <w:t>.</w:t>
+      </w:r>
+    </w:p>
     <w:p/>
     <w:p>
       <w:pPr>
@@ -2026,10 +5497,10 @@
             <v:path o:extrusionok="f" gradientshapeok="t" o:connecttype="rect"/>
             <o:lock v:ext="edit" aspectratio="t"/>
           </v:shapetype>
-          <v:shape id="_x0000_i1025" type="#_x0000_t75" style="width:39.75pt;height:11.8pt" o:ole="">
+          <v:shape id="_x0000_i1025" type="#_x0000_t75" style="width:39.6pt;height:11.95pt" o:ole="">
             <v:imagedata r:id="rId7" o:title=""/>
           </v:shape>
-          <o:OLEObject Type="Embed" ProgID="Equation.DSMT4" ShapeID="_x0000_i1025" DrawAspect="Content" ObjectID="_1808603334" r:id="rId8"/>
+          <o:OLEObject Type="Embed" ProgID="Equation.DSMT4" ShapeID="_x0000_i1025" DrawAspect="Content" ObjectID="_1808660354" r:id="rId8"/>
         </w:object>
       </w:r>
       <w:r>
@@ -2081,10 +5552,10 @@
           <w:position w:val="-10"/>
         </w:rPr>
         <w:object w:dxaOrig="840" w:dyaOrig="279" w14:anchorId="217FE348">
-          <v:shape id="_x0000_i1026" type="#_x0000_t75" style="width:41.9pt;height:13.45pt" o:ole="">
+          <v:shape id="_x0000_i1026" type="#_x0000_t75" style="width:41.95pt;height:13.3pt" o:ole="">
             <v:imagedata r:id="rId9" o:title=""/>
           </v:shape>
-          <o:OLEObject Type="Embed" ProgID="Equation.DSMT4" ShapeID="_x0000_i1026" DrawAspect="Content" ObjectID="_1808603335" r:id="rId10"/>
+          <o:OLEObject Type="Embed" ProgID="Equation.DSMT4" ShapeID="_x0000_i1026" DrawAspect="Content" ObjectID="_1808660355" r:id="rId10"/>
         </w:object>
       </w:r>
       <w:r>
@@ -2134,7 +5605,6 @@
     <w:p/>
     <w:p>
       <w:r>
-        <w:lastRenderedPageBreak/>
         <w:t>Subsection heading should be formatted with 10 pt. font size and bold style.</w:t>
       </w:r>
       <w:r>
@@ -2291,6 +5761,7 @@
         <w:rPr>
           <w:b/>
         </w:rPr>
+        <w:lastRenderedPageBreak/>
         <w:t>Figure</w:t>
       </w:r>
       <w:r>
@@ -2783,14 +6254,7 @@
         <w:rPr>
           <w:lang w:val="en-GB"/>
         </w:rPr>
-        <w:t xml:space="preserve">F. Yan, Y. Gu, Y. Wang, C. M. Wang, X. Y. Hu, H. X. Peng, et al., “Study on the interaction mechanism </w:t>
-      </w:r>
-      <w:r>
-        <w:rPr>
-          <w:lang w:val="en-GB"/>
-        </w:rPr>
-        <w:lastRenderedPageBreak/>
-        <w:t xml:space="preserve">between laser and rock during perforation,” </w:t>
+        <w:t xml:space="preserve">F. Yan, Y. Gu, Y. Wang, C. M. Wang, X. Y. Hu, H. X. Peng, et al., “Study on the interaction mechanism between laser and rock during perforation,” </w:t>
       </w:r>
       <w:r>
         <w:rPr>
@@ -3530,6 +6994,7 @@
         <w:rPr>
           <w:b/>
         </w:rPr>
+        <w:lastRenderedPageBreak/>
         <w:t xml:space="preserve">Reference to a </w:t>
       </w:r>
       <w:r>
